--- a/Chen Li. drafts.docx
+++ b/Chen Li. drafts.docx
@@ -212,6 +212,282 @@
         </w:drawing>
       </w:r>
     </w:p>
+    <w:p>
+      <w:r>
+        <w:rPr>
+          <w:noProof/>
+        </w:rPr>
+        <w:drawing>
+          <wp:inline distT="0" distB="0" distL="0" distR="0" wp14:anchorId="7292B146" wp14:editId="4EB308CA">
+            <wp:extent cx="5943600" cy="445135"/>
+            <wp:effectExtent l="0" t="0" r="0" b="0"/>
+            <wp:docPr id="5" name="Picture 5"/>
+            <wp:cNvGraphicFramePr>
+              <a:graphicFrameLocks xmlns:a="http://schemas.openxmlformats.org/drawingml/2006/main" noChangeAspect="1"/>
+            </wp:cNvGraphicFramePr>
+            <a:graphic xmlns:a="http://schemas.openxmlformats.org/drawingml/2006/main">
+              <a:graphicData uri="http://schemas.openxmlformats.org/drawingml/2006/picture">
+                <pic:pic xmlns:pic="http://schemas.openxmlformats.org/drawingml/2006/picture">
+                  <pic:nvPicPr>
+                    <pic:cNvPr id="0" name="Picture 4"/>
+                    <pic:cNvPicPr>
+                      <a:picLocks noChangeAspect="1" noChangeArrowheads="1"/>
+                    </pic:cNvPicPr>
+                  </pic:nvPicPr>
+                  <pic:blipFill>
+                    <a:blip r:embed="rId8">
+                      <a:extLst>
+                        <a:ext uri="{28A0092B-C50C-407E-A947-70E740481C1C}">
+                          <a14:useLocalDpi xmlns:a14="http://schemas.microsoft.com/office/drawing/2010/main" val="0"/>
+                        </a:ext>
+                      </a:extLst>
+                    </a:blip>
+                    <a:srcRect/>
+                    <a:stretch>
+                      <a:fillRect/>
+                    </a:stretch>
+                  </pic:blipFill>
+                  <pic:spPr bwMode="auto">
+                    <a:xfrm>
+                      <a:off x="0" y="0"/>
+                      <a:ext cx="5943600" cy="445135"/>
+                    </a:xfrm>
+                    <a:prstGeom prst="rect">
+                      <a:avLst/>
+                    </a:prstGeom>
+                    <a:noFill/>
+                    <a:ln>
+                      <a:noFill/>
+                    </a:ln>
+                  </pic:spPr>
+                </pic:pic>
+              </a:graphicData>
+            </a:graphic>
+          </wp:inline>
+        </w:drawing>
+      </w:r>
+    </w:p>
+    <w:p>
+      <w:r>
+        <w:rPr>
+          <w:noProof/>
+        </w:rPr>
+        <w:drawing>
+          <wp:inline distT="0" distB="0" distL="0" distR="0" wp14:anchorId="2D5C14C3" wp14:editId="297E3939">
+            <wp:extent cx="5943600" cy="403225"/>
+            <wp:effectExtent l="0" t="0" r="0" b="0"/>
+            <wp:docPr id="6" name="Picture 6"/>
+            <wp:cNvGraphicFramePr>
+              <a:graphicFrameLocks xmlns:a="http://schemas.openxmlformats.org/drawingml/2006/main" noChangeAspect="1"/>
+            </wp:cNvGraphicFramePr>
+            <a:graphic xmlns:a="http://schemas.openxmlformats.org/drawingml/2006/main">
+              <a:graphicData uri="http://schemas.openxmlformats.org/drawingml/2006/picture">
+                <pic:pic xmlns:pic="http://schemas.openxmlformats.org/drawingml/2006/picture">
+                  <pic:nvPicPr>
+                    <pic:cNvPr id="0" name="Picture 5"/>
+                    <pic:cNvPicPr>
+                      <a:picLocks noChangeAspect="1" noChangeArrowheads="1"/>
+                    </pic:cNvPicPr>
+                  </pic:nvPicPr>
+                  <pic:blipFill>
+                    <a:blip r:embed="rId9">
+                      <a:extLst>
+                        <a:ext uri="{28A0092B-C50C-407E-A947-70E740481C1C}">
+                          <a14:useLocalDpi xmlns:a14="http://schemas.microsoft.com/office/drawing/2010/main" val="0"/>
+                        </a:ext>
+                      </a:extLst>
+                    </a:blip>
+                    <a:srcRect/>
+                    <a:stretch>
+                      <a:fillRect/>
+                    </a:stretch>
+                  </pic:blipFill>
+                  <pic:spPr bwMode="auto">
+                    <a:xfrm>
+                      <a:off x="0" y="0"/>
+                      <a:ext cx="5943600" cy="403225"/>
+                    </a:xfrm>
+                    <a:prstGeom prst="rect">
+                      <a:avLst/>
+                    </a:prstGeom>
+                    <a:noFill/>
+                    <a:ln>
+                      <a:noFill/>
+                    </a:ln>
+                  </pic:spPr>
+                </pic:pic>
+              </a:graphicData>
+            </a:graphic>
+          </wp:inline>
+        </w:drawing>
+      </w:r>
+    </w:p>
+    <w:p>
+      <w:r>
+        <w:rPr>
+          <w:noProof/>
+        </w:rPr>
+        <w:drawing>
+          <wp:inline distT="0" distB="0" distL="0" distR="0" wp14:anchorId="50D4CE9D" wp14:editId="117EA247">
+            <wp:extent cx="5943600" cy="1003935"/>
+            <wp:effectExtent l="0" t="0" r="0" b="5715"/>
+            <wp:docPr id="7" name="Picture 7"/>
+            <wp:cNvGraphicFramePr>
+              <a:graphicFrameLocks xmlns:a="http://schemas.openxmlformats.org/drawingml/2006/main" noChangeAspect="1"/>
+            </wp:cNvGraphicFramePr>
+            <a:graphic xmlns:a="http://schemas.openxmlformats.org/drawingml/2006/main">
+              <a:graphicData uri="http://schemas.openxmlformats.org/drawingml/2006/picture">
+                <pic:pic xmlns:pic="http://schemas.openxmlformats.org/drawingml/2006/picture">
+                  <pic:nvPicPr>
+                    <pic:cNvPr id="0" name="Picture 6"/>
+                    <pic:cNvPicPr>
+                      <a:picLocks noChangeAspect="1" noChangeArrowheads="1"/>
+                    </pic:cNvPicPr>
+                  </pic:nvPicPr>
+                  <pic:blipFill>
+                    <a:blip r:embed="rId10">
+                      <a:extLst>
+                        <a:ext uri="{28A0092B-C50C-407E-A947-70E740481C1C}">
+                          <a14:useLocalDpi xmlns:a14="http://schemas.microsoft.com/office/drawing/2010/main" val="0"/>
+                        </a:ext>
+                      </a:extLst>
+                    </a:blip>
+                    <a:srcRect/>
+                    <a:stretch>
+                      <a:fillRect/>
+                    </a:stretch>
+                  </pic:blipFill>
+                  <pic:spPr bwMode="auto">
+                    <a:xfrm>
+                      <a:off x="0" y="0"/>
+                      <a:ext cx="5943600" cy="1003935"/>
+                    </a:xfrm>
+                    <a:prstGeom prst="rect">
+                      <a:avLst/>
+                    </a:prstGeom>
+                    <a:noFill/>
+                    <a:ln>
+                      <a:noFill/>
+                    </a:ln>
+                  </pic:spPr>
+                </pic:pic>
+              </a:graphicData>
+            </a:graphic>
+          </wp:inline>
+        </w:drawing>
+      </w:r>
+    </w:p>
+    <w:p>
+      <w:r>
+        <w:rPr>
+          <w:noProof/>
+        </w:rPr>
+        <w:drawing>
+          <wp:inline distT="0" distB="0" distL="0" distR="0" wp14:anchorId="51EBF6BE" wp14:editId="2704FF5A">
+            <wp:extent cx="5943600" cy="467360"/>
+            <wp:effectExtent l="0" t="0" r="0" b="8890"/>
+            <wp:docPr id="8" name="Picture 8"/>
+            <wp:cNvGraphicFramePr>
+              <a:graphicFrameLocks xmlns:a="http://schemas.openxmlformats.org/drawingml/2006/main" noChangeAspect="1"/>
+            </wp:cNvGraphicFramePr>
+            <a:graphic xmlns:a="http://schemas.openxmlformats.org/drawingml/2006/main">
+              <a:graphicData uri="http://schemas.openxmlformats.org/drawingml/2006/picture">
+                <pic:pic xmlns:pic="http://schemas.openxmlformats.org/drawingml/2006/picture">
+                  <pic:nvPicPr>
+                    <pic:cNvPr id="0" name="Picture 7"/>
+                    <pic:cNvPicPr>
+                      <a:picLocks noChangeAspect="1" noChangeArrowheads="1"/>
+                    </pic:cNvPicPr>
+                  </pic:nvPicPr>
+                  <pic:blipFill>
+                    <a:blip r:embed="rId11">
+                      <a:extLst>
+                        <a:ext uri="{28A0092B-C50C-407E-A947-70E740481C1C}">
+                          <a14:useLocalDpi xmlns:a14="http://schemas.microsoft.com/office/drawing/2010/main" val="0"/>
+                        </a:ext>
+                      </a:extLst>
+                    </a:blip>
+                    <a:srcRect/>
+                    <a:stretch>
+                      <a:fillRect/>
+                    </a:stretch>
+                  </pic:blipFill>
+                  <pic:spPr bwMode="auto">
+                    <a:xfrm>
+                      <a:off x="0" y="0"/>
+                      <a:ext cx="5943600" cy="467360"/>
+                    </a:xfrm>
+                    <a:prstGeom prst="rect">
+                      <a:avLst/>
+                    </a:prstGeom>
+                    <a:noFill/>
+                    <a:ln>
+                      <a:noFill/>
+                    </a:ln>
+                  </pic:spPr>
+                </pic:pic>
+              </a:graphicData>
+            </a:graphic>
+          </wp:inline>
+        </w:drawing>
+      </w:r>
+    </w:p>
+    <w:p>
+      <w:r>
+        <w:rPr>
+          <w:noProof/>
+        </w:rPr>
+        <w:drawing>
+          <wp:inline distT="0" distB="0" distL="0" distR="0" wp14:anchorId="257848A3" wp14:editId="395399CD">
+            <wp:extent cx="5943600" cy="1214120"/>
+            <wp:effectExtent l="0" t="0" r="0" b="5080"/>
+            <wp:docPr id="9" name="Picture 9"/>
+            <wp:cNvGraphicFramePr>
+              <a:graphicFrameLocks xmlns:a="http://schemas.openxmlformats.org/drawingml/2006/main" noChangeAspect="1"/>
+            </wp:cNvGraphicFramePr>
+            <a:graphic xmlns:a="http://schemas.openxmlformats.org/drawingml/2006/main">
+              <a:graphicData uri="http://schemas.openxmlformats.org/drawingml/2006/picture">
+                <pic:pic xmlns:pic="http://schemas.openxmlformats.org/drawingml/2006/picture">
+                  <pic:nvPicPr>
+                    <pic:cNvPr id="0" name="Picture 8"/>
+                    <pic:cNvPicPr>
+                      <a:picLocks noChangeAspect="1" noChangeArrowheads="1"/>
+                    </pic:cNvPicPr>
+                  </pic:nvPicPr>
+                  <pic:blipFill>
+                    <a:blip r:embed="rId12">
+                      <a:extLst>
+                        <a:ext uri="{28A0092B-C50C-407E-A947-70E740481C1C}">
+                          <a14:useLocalDpi xmlns:a14="http://schemas.microsoft.com/office/drawing/2010/main" val="0"/>
+                        </a:ext>
+                      </a:extLst>
+                    </a:blip>
+                    <a:srcRect/>
+                    <a:stretch>
+                      <a:fillRect/>
+                    </a:stretch>
+                  </pic:blipFill>
+                  <pic:spPr bwMode="auto">
+                    <a:xfrm>
+                      <a:off x="0" y="0"/>
+                      <a:ext cx="5943600" cy="1214120"/>
+                    </a:xfrm>
+                    <a:prstGeom prst="rect">
+                      <a:avLst/>
+                    </a:prstGeom>
+                    <a:noFill/>
+                    <a:ln>
+                      <a:noFill/>
+                    </a:ln>
+                  </pic:spPr>
+                </pic:pic>
+              </a:graphicData>
+            </a:graphic>
+          </wp:inline>
+        </w:drawing>
+      </w:r>
+    </w:p>
+    <w:p/>
     <w:sectPr>
       <w:pgSz w:w="12240" w:h="15840"/>
       <w:pgMar w:top="1440" w:right="1440" w:bottom="1440" w:left="1440" w:header="720" w:footer="720" w:gutter="0"/>

--- a/Chen Li. drafts.docx
+++ b/Chen Li. drafts.docx
@@ -1,9 +1,12 @@
 
 <file path=word/document.xml><?xml version="1.0" encoding="utf-8"?>
-<w:document xmlns:wpc="http://schemas.microsoft.com/office/word/2010/wordprocessingCanvas" xmlns:cx="http://schemas.microsoft.com/office/drawing/2014/chartex" xmlns:cx1="http://schemas.microsoft.com/office/drawing/2015/9/8/chartex" xmlns:cx2="http://schemas.microsoft.com/office/drawing/2015/10/21/chartex" xmlns:cx3="http://schemas.microsoft.com/office/drawing/2016/5/9/chartex" xmlns:cx4="http://schemas.microsoft.com/office/drawing/2016/5/10/chartex" xmlns:cx5="http://schemas.microsoft.com/office/drawing/2016/5/11/chartex" xmlns:cx6="http://schemas.microsoft.com/office/drawing/2016/5/12/chartex" xmlns:cx7="http://schemas.microsoft.com/office/drawing/2016/5/13/chartex" xmlns:cx8="http://schemas.microsoft.com/office/drawing/2016/5/14/chartex" xmlns:mc="http://schemas.openxmlformats.org/markup-compatibility/2006" xmlns:aink="http://schemas.microsoft.com/office/drawing/2016/ink" xmlns:am3d="http://schemas.microsoft.com/office/drawing/2017/model3d" xmlns:o="urn:schemas-microsoft-com:office:office" xmlns:r="http://schemas.openxmlformats.org/officeDocument/2006/relationships" xmlns:m="http://schemas.openxmlformats.org/officeDocument/2006/math" xmlns:v="urn:schemas-microsoft-com:vml" xmlns:wp14="http://schemas.microsoft.com/office/word/2010/wordprocessingDrawing" xmlns:wp="http://schemas.openxmlformats.org/drawingml/2006/wordprocessingDrawing" xmlns:w10="urn:schemas-microsoft-com:office:word" xmlns:w="http://schemas.openxmlformats.org/wordprocessingml/2006/main" xmlns:w14="http://schemas.microsoft.com/office/word/2010/wordml" xmlns:w15="http://schemas.microsoft.com/office/word/2012/wordml" xmlns:w16cex="http://schemas.microsoft.com/office/word/2018/wordml/cex" xmlns:w16cid="http://schemas.microsoft.com/office/word/2016/wordml/cid" xmlns:w16="http://schemas.microsoft.com/office/word/2018/wordml" xmlns:w16sdtdh="http://schemas.microsoft.com/office/word/2020/wordml/sdtdatahash" xmlns:w16se="http://schemas.microsoft.com/office/word/2015/wordml/symex" xmlns:wpg="http://schemas.microsoft.com/office/word/2010/wordprocessingGroup" xmlns:wpi="http://schemas.microsoft.com/office/word/2010/wordprocessingInk" xmlns:wne="http://schemas.microsoft.com/office/word/2006/wordml" xmlns:wps="http://schemas.microsoft.com/office/word/2010/wordprocessingShape" mc:Ignorable="w14 w15 w16se w16cid w16 w16cex w16sdtdh wp14">
+<w:document xmlns:wpc="http://schemas.microsoft.com/office/word/2010/wordprocessingCanvas" xmlns:cx="http://schemas.microsoft.com/office/drawing/2014/chartex" xmlns:cx1="http://schemas.microsoft.com/office/drawing/2015/9/8/chartex" xmlns:cx2="http://schemas.microsoft.com/office/drawing/2015/10/21/chartex" xmlns:cx3="http://schemas.microsoft.com/office/drawing/2016/5/9/chartex" xmlns:cx4="http://schemas.microsoft.com/office/drawing/2016/5/10/chartex" xmlns:cx5="http://schemas.microsoft.com/office/drawing/2016/5/11/chartex" xmlns:cx6="http://schemas.microsoft.com/office/drawing/2016/5/12/chartex" xmlns:cx7="http://schemas.microsoft.com/office/drawing/2016/5/13/chartex" xmlns:cx8="http://schemas.microsoft.com/office/drawing/2016/5/14/chartex" xmlns:mc="http://schemas.openxmlformats.org/markup-compatibility/2006" xmlns:aink="http://schemas.microsoft.com/office/drawing/2016/ink" xmlns:am3d="http://schemas.microsoft.com/office/drawing/2017/model3d" xmlns:o="urn:schemas-microsoft-com:office:office" xmlns:oel="http://schemas.microsoft.com/office/2019/extlst" xmlns:r="http://schemas.openxmlformats.org/officeDocument/2006/relationships" xmlns:m="http://schemas.openxmlformats.org/officeDocument/2006/math" xmlns:v="urn:schemas-microsoft-com:vml" xmlns:wp14="http://schemas.microsoft.com/office/word/2010/wordprocessingDrawing" xmlns:wp="http://schemas.openxmlformats.org/drawingml/2006/wordprocessingDrawing" xmlns:w10="urn:schemas-microsoft-com:office:word" xmlns:w="http://schemas.openxmlformats.org/wordprocessingml/2006/main" xmlns:w14="http://schemas.microsoft.com/office/word/2010/wordml" xmlns:w15="http://schemas.microsoft.com/office/word/2012/wordml" xmlns:w16cex="http://schemas.microsoft.com/office/word/2018/wordml/cex" xmlns:w16cid="http://schemas.microsoft.com/office/word/2016/wordml/cid" xmlns:w16="http://schemas.microsoft.com/office/word/2018/wordml" xmlns:w16du="http://schemas.microsoft.com/office/word/2023/wordml/word16du" xmlns:w16sdtdh="http://schemas.microsoft.com/office/word/2020/wordml/sdtdatahash" xmlns:w16sdtfl="http://schemas.microsoft.com/office/word/2024/wordml/sdtformatlock" xmlns:w16se="http://schemas.microsoft.com/office/word/2015/wordml/symex" xmlns:wpg="http://schemas.microsoft.com/office/word/2010/wordprocessingGroup" xmlns:wpi="http://schemas.microsoft.com/office/word/2010/wordprocessingInk" xmlns:wne="http://schemas.microsoft.com/office/word/2006/wordml" xmlns:wps="http://schemas.microsoft.com/office/word/2010/wordprocessingShape" mc:Ignorable="w14 w15 w16se w16cid w16 w16cex w16sdtdh w16sdtfl w16du wp14">
   <w:body>
     <w:p>
       <w:r>
+        <w:rPr>
+          <w:noProof/>
+        </w:rPr>
         <w:drawing>
           <wp:inline distT="0" distB="0" distL="0" distR="0" wp14:anchorId="09DEFB87" wp14:editId="5673139F">
             <wp:extent cx="5943600" cy="438150"/>
@@ -438,6 +441,62 @@
           <w:noProof/>
         </w:rPr>
         <w:drawing>
+          <wp:inline distT="0" distB="0" distL="0" distR="0" wp14:anchorId="7601F26B" wp14:editId="12C20B1C">
+            <wp:extent cx="5943600" cy="2125980"/>
+            <wp:effectExtent l="0" t="0" r="0" b="7620"/>
+            <wp:docPr id="743394332" name="Picture 1"/>
+            <wp:cNvGraphicFramePr>
+              <a:graphicFrameLocks xmlns:a="http://schemas.openxmlformats.org/drawingml/2006/main" noChangeAspect="1"/>
+            </wp:cNvGraphicFramePr>
+            <a:graphic xmlns:a="http://schemas.openxmlformats.org/drawingml/2006/main">
+              <a:graphicData uri="http://schemas.openxmlformats.org/drawingml/2006/picture">
+                <pic:pic xmlns:pic="http://schemas.openxmlformats.org/drawingml/2006/picture">
+                  <pic:nvPicPr>
+                    <pic:cNvPr id="0" name="Picture 1"/>
+                    <pic:cNvPicPr>
+                      <a:picLocks noChangeAspect="1" noChangeArrowheads="1"/>
+                    </pic:cNvPicPr>
+                  </pic:nvPicPr>
+                  <pic:blipFill>
+                    <a:blip r:embed="rId12">
+                      <a:extLst>
+                        <a:ext uri="{28A0092B-C50C-407E-A947-70E740481C1C}">
+                          <a14:useLocalDpi xmlns:a14="http://schemas.microsoft.com/office/drawing/2010/main" val="0"/>
+                        </a:ext>
+                      </a:extLst>
+                    </a:blip>
+                    <a:srcRect/>
+                    <a:stretch>
+                      <a:fillRect/>
+                    </a:stretch>
+                  </pic:blipFill>
+                  <pic:spPr bwMode="auto">
+                    <a:xfrm>
+                      <a:off x="0" y="0"/>
+                      <a:ext cx="5943600" cy="2125980"/>
+                    </a:xfrm>
+                    <a:prstGeom prst="rect">
+                      <a:avLst/>
+                    </a:prstGeom>
+                    <a:noFill/>
+                    <a:ln>
+                      <a:noFill/>
+                    </a:ln>
+                  </pic:spPr>
+                </pic:pic>
+              </a:graphicData>
+            </a:graphic>
+          </wp:inline>
+        </w:drawing>
+      </w:r>
+    </w:p>
+    <w:p>
+      <w:r>
+        <w:rPr>
+          <w:noProof/>
+        </w:rPr>
+        <w:lastRenderedPageBreak/>
+        <w:drawing>
           <wp:inline distT="0" distB="0" distL="0" distR="0" wp14:anchorId="257848A3" wp14:editId="395399CD">
             <wp:extent cx="5943600" cy="1214120"/>
             <wp:effectExtent l="0" t="0" r="0" b="5080"/>
@@ -455,7 +514,7 @@
                     </pic:cNvPicPr>
                   </pic:nvPicPr>
                   <pic:blipFill>
-                    <a:blip r:embed="rId12">
+                    <a:blip r:embed="rId13">
                       <a:extLst>
                         <a:ext uri="{28A0092B-C50C-407E-A947-70E740481C1C}">
                           <a14:useLocalDpi xmlns:a14="http://schemas.microsoft.com/office/drawing/2010/main" val="0"/>
@@ -487,6 +546,66 @@
         </w:drawing>
       </w:r>
     </w:p>
+    <w:p>
+      <w:r>
+        <w:t>Ej 26</w:t>
+      </w:r>
+    </w:p>
+    <w:p>
+      <w:r>
+        <w:rPr>
+          <w:noProof/>
+        </w:rPr>
+        <w:drawing>
+          <wp:inline distT="0" distB="0" distL="0" distR="0" wp14:anchorId="2A477DC7" wp14:editId="7586F51C">
+            <wp:extent cx="5943600" cy="582295"/>
+            <wp:effectExtent l="0" t="0" r="0" b="8255"/>
+            <wp:docPr id="1515880871" name="Picture 2"/>
+            <wp:cNvGraphicFramePr>
+              <a:graphicFrameLocks xmlns:a="http://schemas.openxmlformats.org/drawingml/2006/main" noChangeAspect="1"/>
+            </wp:cNvGraphicFramePr>
+            <a:graphic xmlns:a="http://schemas.openxmlformats.org/drawingml/2006/main">
+              <a:graphicData uri="http://schemas.openxmlformats.org/drawingml/2006/picture">
+                <pic:pic xmlns:pic="http://schemas.openxmlformats.org/drawingml/2006/picture">
+                  <pic:nvPicPr>
+                    <pic:cNvPr id="0" name="Picture 2"/>
+                    <pic:cNvPicPr>
+                      <a:picLocks noChangeAspect="1" noChangeArrowheads="1"/>
+                    </pic:cNvPicPr>
+                  </pic:nvPicPr>
+                  <pic:blipFill>
+                    <a:blip r:embed="rId14">
+                      <a:extLst>
+                        <a:ext uri="{28A0092B-C50C-407E-A947-70E740481C1C}">
+                          <a14:useLocalDpi xmlns:a14="http://schemas.microsoft.com/office/drawing/2010/main" val="0"/>
+                        </a:ext>
+                      </a:extLst>
+                    </a:blip>
+                    <a:srcRect/>
+                    <a:stretch>
+                      <a:fillRect/>
+                    </a:stretch>
+                  </pic:blipFill>
+                  <pic:spPr bwMode="auto">
+                    <a:xfrm>
+                      <a:off x="0" y="0"/>
+                      <a:ext cx="5943600" cy="582295"/>
+                    </a:xfrm>
+                    <a:prstGeom prst="rect">
+                      <a:avLst/>
+                    </a:prstGeom>
+                    <a:noFill/>
+                    <a:ln>
+                      <a:noFill/>
+                    </a:ln>
+                  </pic:spPr>
+                </pic:pic>
+              </a:graphicData>
+            </a:graphic>
+          </wp:inline>
+        </w:drawing>
+      </w:r>
+    </w:p>
     <w:p/>
     <w:sectPr>
       <w:pgSz w:w="12240" w:h="15840"/>
@@ -499,7 +618,7 @@
 </file>
 
 <file path=word/styles.xml><?xml version="1.0" encoding="utf-8"?>
-<w:styles xmlns:mc="http://schemas.openxmlformats.org/markup-compatibility/2006" xmlns:r="http://schemas.openxmlformats.org/officeDocument/2006/relationships" xmlns:w="http://schemas.openxmlformats.org/wordprocessingml/2006/main" xmlns:w14="http://schemas.microsoft.com/office/word/2010/wordml" xmlns:w15="http://schemas.microsoft.com/office/word/2012/wordml" xmlns:w16cex="http://schemas.microsoft.com/office/word/2018/wordml/cex" xmlns:w16cid="http://schemas.microsoft.com/office/word/2016/wordml/cid" xmlns:w16="http://schemas.microsoft.com/office/word/2018/wordml" xmlns:w16sdtdh="http://schemas.microsoft.com/office/word/2020/wordml/sdtdatahash" xmlns:w16se="http://schemas.microsoft.com/office/word/2015/wordml/symex" mc:Ignorable="w14 w15 w16se w16cid w16 w16cex w16sdtdh">
+<w:styles xmlns:mc="http://schemas.openxmlformats.org/markup-compatibility/2006" xmlns:r="http://schemas.openxmlformats.org/officeDocument/2006/relationships" xmlns:w="http://schemas.openxmlformats.org/wordprocessingml/2006/main" xmlns:w14="http://schemas.microsoft.com/office/word/2010/wordml" xmlns:w15="http://schemas.microsoft.com/office/word/2012/wordml" xmlns:w16cex="http://schemas.microsoft.com/office/word/2018/wordml/cex" xmlns:w16cid="http://schemas.microsoft.com/office/word/2016/wordml/cid" xmlns:w16="http://schemas.microsoft.com/office/word/2018/wordml" xmlns:w16du="http://schemas.microsoft.com/office/word/2023/wordml/word16du" xmlns:w16sdtdh="http://schemas.microsoft.com/office/word/2020/wordml/sdtdatahash" xmlns:w16sdtfl="http://schemas.microsoft.com/office/word/2024/wordml/sdtformatlock" xmlns:w16se="http://schemas.microsoft.com/office/word/2015/wordml/symex" mc:Ignorable="w14 w15 w16se w16cid w16 w16cex w16sdtdh w16sdtfl w16du">
   <w:docDefaults>
     <w:rPrDefault>
       <w:rPr>

--- a/Chen Li. drafts.docx
+++ b/Chen Li. drafts.docx
@@ -606,7 +606,465 @@
         </w:drawing>
       </w:r>
     </w:p>
-    <w:p/>
+    <w:p>
+      <w:r>
+        <w:rPr>
+          <w:noProof/>
+        </w:rPr>
+        <w:drawing>
+          <wp:inline distT="0" distB="0" distL="0" distR="0" wp14:anchorId="099E9A71" wp14:editId="29ACC97D">
+            <wp:extent cx="3590925" cy="400050"/>
+            <wp:effectExtent l="0" t="0" r="9525" b="0"/>
+            <wp:docPr id="1773019833" name="Picture 1"/>
+            <wp:cNvGraphicFramePr>
+              <a:graphicFrameLocks xmlns:a="http://schemas.openxmlformats.org/drawingml/2006/main" noChangeAspect="1"/>
+            </wp:cNvGraphicFramePr>
+            <a:graphic xmlns:a="http://schemas.openxmlformats.org/drawingml/2006/main">
+              <a:graphicData uri="http://schemas.openxmlformats.org/drawingml/2006/picture">
+                <pic:pic xmlns:pic="http://schemas.openxmlformats.org/drawingml/2006/picture">
+                  <pic:nvPicPr>
+                    <pic:cNvPr id="0" name="Picture 1"/>
+                    <pic:cNvPicPr>
+                      <a:picLocks noChangeAspect="1" noChangeArrowheads="1"/>
+                    </pic:cNvPicPr>
+                  </pic:nvPicPr>
+                  <pic:blipFill>
+                    <a:blip r:embed="rId15">
+                      <a:extLst>
+                        <a:ext uri="{28A0092B-C50C-407E-A947-70E740481C1C}">
+                          <a14:useLocalDpi xmlns:a14="http://schemas.microsoft.com/office/drawing/2010/main" val="0"/>
+                        </a:ext>
+                      </a:extLst>
+                    </a:blip>
+                    <a:srcRect/>
+                    <a:stretch>
+                      <a:fillRect/>
+                    </a:stretch>
+                  </pic:blipFill>
+                  <pic:spPr bwMode="auto">
+                    <a:xfrm>
+                      <a:off x="0" y="0"/>
+                      <a:ext cx="3590925" cy="400050"/>
+                    </a:xfrm>
+                    <a:prstGeom prst="rect">
+                      <a:avLst/>
+                    </a:prstGeom>
+                    <a:noFill/>
+                    <a:ln>
+                      <a:noFill/>
+                    </a:ln>
+                  </pic:spPr>
+                </pic:pic>
+              </a:graphicData>
+            </a:graphic>
+          </wp:inline>
+        </w:drawing>
+      </w:r>
+      <w:r>
+        <w:t>ej 36</w:t>
+      </w:r>
+    </w:p>
+    <w:p>
+      <w:r>
+        <w:rPr>
+          <w:noProof/>
+        </w:rPr>
+        <w:drawing>
+          <wp:inline distT="0" distB="0" distL="0" distR="0" wp14:anchorId="34BB8645" wp14:editId="23BA9934">
+            <wp:extent cx="5943600" cy="818515"/>
+            <wp:effectExtent l="0" t="0" r="0" b="635"/>
+            <wp:docPr id="2110071126" name="Picture 2"/>
+            <wp:cNvGraphicFramePr>
+              <a:graphicFrameLocks xmlns:a="http://schemas.openxmlformats.org/drawingml/2006/main" noChangeAspect="1"/>
+            </wp:cNvGraphicFramePr>
+            <a:graphic xmlns:a="http://schemas.openxmlformats.org/drawingml/2006/main">
+              <a:graphicData uri="http://schemas.openxmlformats.org/drawingml/2006/picture">
+                <pic:pic xmlns:pic="http://schemas.openxmlformats.org/drawingml/2006/picture">
+                  <pic:nvPicPr>
+                    <pic:cNvPr id="0" name="Picture 2"/>
+                    <pic:cNvPicPr>
+                      <a:picLocks noChangeAspect="1" noChangeArrowheads="1"/>
+                    </pic:cNvPicPr>
+                  </pic:nvPicPr>
+                  <pic:blipFill>
+                    <a:blip r:embed="rId16">
+                      <a:extLst>
+                        <a:ext uri="{28A0092B-C50C-407E-A947-70E740481C1C}">
+                          <a14:useLocalDpi xmlns:a14="http://schemas.microsoft.com/office/drawing/2010/main" val="0"/>
+                        </a:ext>
+                      </a:extLst>
+                    </a:blip>
+                    <a:srcRect/>
+                    <a:stretch>
+                      <a:fillRect/>
+                    </a:stretch>
+                  </pic:blipFill>
+                  <pic:spPr bwMode="auto">
+                    <a:xfrm>
+                      <a:off x="0" y="0"/>
+                      <a:ext cx="5943600" cy="818515"/>
+                    </a:xfrm>
+                    <a:prstGeom prst="rect">
+                      <a:avLst/>
+                    </a:prstGeom>
+                    <a:noFill/>
+                    <a:ln>
+                      <a:noFill/>
+                    </a:ln>
+                  </pic:spPr>
+                </pic:pic>
+              </a:graphicData>
+            </a:graphic>
+          </wp:inline>
+        </w:drawing>
+      </w:r>
+    </w:p>
+    <w:p>
+      <w:r>
+        <w:rPr>
+          <w:noProof/>
+        </w:rPr>
+        <w:drawing>
+          <wp:inline distT="0" distB="0" distL="0" distR="0" wp14:anchorId="49C90811" wp14:editId="63278A65">
+            <wp:extent cx="5943600" cy="822960"/>
+            <wp:effectExtent l="0" t="0" r="0" b="0"/>
+            <wp:docPr id="1039422759" name="Picture 3"/>
+            <wp:cNvGraphicFramePr>
+              <a:graphicFrameLocks xmlns:a="http://schemas.openxmlformats.org/drawingml/2006/main" noChangeAspect="1"/>
+            </wp:cNvGraphicFramePr>
+            <a:graphic xmlns:a="http://schemas.openxmlformats.org/drawingml/2006/main">
+              <a:graphicData uri="http://schemas.openxmlformats.org/drawingml/2006/picture">
+                <pic:pic xmlns:pic="http://schemas.openxmlformats.org/drawingml/2006/picture">
+                  <pic:nvPicPr>
+                    <pic:cNvPr id="0" name="Picture 3"/>
+                    <pic:cNvPicPr>
+                      <a:picLocks noChangeAspect="1" noChangeArrowheads="1"/>
+                    </pic:cNvPicPr>
+                  </pic:nvPicPr>
+                  <pic:blipFill>
+                    <a:blip r:embed="rId17">
+                      <a:extLst>
+                        <a:ext uri="{28A0092B-C50C-407E-A947-70E740481C1C}">
+                          <a14:useLocalDpi xmlns:a14="http://schemas.microsoft.com/office/drawing/2010/main" val="0"/>
+                        </a:ext>
+                      </a:extLst>
+                    </a:blip>
+                    <a:srcRect/>
+                    <a:stretch>
+                      <a:fillRect/>
+                    </a:stretch>
+                  </pic:blipFill>
+                  <pic:spPr bwMode="auto">
+                    <a:xfrm>
+                      <a:off x="0" y="0"/>
+                      <a:ext cx="5943600" cy="822960"/>
+                    </a:xfrm>
+                    <a:prstGeom prst="rect">
+                      <a:avLst/>
+                    </a:prstGeom>
+                    <a:noFill/>
+                    <a:ln>
+                      <a:noFill/>
+                    </a:ln>
+                  </pic:spPr>
+                </pic:pic>
+              </a:graphicData>
+            </a:graphic>
+          </wp:inline>
+        </w:drawing>
+      </w:r>
+    </w:p>
+    <w:p>
+      <w:r>
+        <w:rPr>
+          <w:noProof/>
+        </w:rPr>
+        <w:drawing>
+          <wp:inline distT="0" distB="0" distL="0" distR="0" wp14:anchorId="6892342E" wp14:editId="60BFCD0B">
+            <wp:extent cx="5943600" cy="411480"/>
+            <wp:effectExtent l="0" t="0" r="0" b="7620"/>
+            <wp:docPr id="967413141" name="Picture 4"/>
+            <wp:cNvGraphicFramePr>
+              <a:graphicFrameLocks xmlns:a="http://schemas.openxmlformats.org/drawingml/2006/main" noChangeAspect="1"/>
+            </wp:cNvGraphicFramePr>
+            <a:graphic xmlns:a="http://schemas.openxmlformats.org/drawingml/2006/main">
+              <a:graphicData uri="http://schemas.openxmlformats.org/drawingml/2006/picture">
+                <pic:pic xmlns:pic="http://schemas.openxmlformats.org/drawingml/2006/picture">
+                  <pic:nvPicPr>
+                    <pic:cNvPr id="0" name="Picture 4"/>
+                    <pic:cNvPicPr>
+                      <a:picLocks noChangeAspect="1" noChangeArrowheads="1"/>
+                    </pic:cNvPicPr>
+                  </pic:nvPicPr>
+                  <pic:blipFill>
+                    <a:blip r:embed="rId18">
+                      <a:extLst>
+                        <a:ext uri="{28A0092B-C50C-407E-A947-70E740481C1C}">
+                          <a14:useLocalDpi xmlns:a14="http://schemas.microsoft.com/office/drawing/2010/main" val="0"/>
+                        </a:ext>
+                      </a:extLst>
+                    </a:blip>
+                    <a:srcRect/>
+                    <a:stretch>
+                      <a:fillRect/>
+                    </a:stretch>
+                  </pic:blipFill>
+                  <pic:spPr bwMode="auto">
+                    <a:xfrm>
+                      <a:off x="0" y="0"/>
+                      <a:ext cx="5943600" cy="411480"/>
+                    </a:xfrm>
+                    <a:prstGeom prst="rect">
+                      <a:avLst/>
+                    </a:prstGeom>
+                    <a:noFill/>
+                    <a:ln>
+                      <a:noFill/>
+                    </a:ln>
+                  </pic:spPr>
+                </pic:pic>
+              </a:graphicData>
+            </a:graphic>
+          </wp:inline>
+        </w:drawing>
+      </w:r>
+    </w:p>
+    <w:p>
+      <w:r>
+        <w:rPr>
+          <w:noProof/>
+        </w:rPr>
+        <w:drawing>
+          <wp:inline distT="0" distB="0" distL="0" distR="0" wp14:anchorId="59981E73" wp14:editId="0A00FF0C">
+            <wp:extent cx="5943600" cy="1193165"/>
+            <wp:effectExtent l="0" t="0" r="0" b="6985"/>
+            <wp:docPr id="619954759" name="Picture 5"/>
+            <wp:cNvGraphicFramePr>
+              <a:graphicFrameLocks xmlns:a="http://schemas.openxmlformats.org/drawingml/2006/main" noChangeAspect="1"/>
+            </wp:cNvGraphicFramePr>
+            <a:graphic xmlns:a="http://schemas.openxmlformats.org/drawingml/2006/main">
+              <a:graphicData uri="http://schemas.openxmlformats.org/drawingml/2006/picture">
+                <pic:pic xmlns:pic="http://schemas.openxmlformats.org/drawingml/2006/picture">
+                  <pic:nvPicPr>
+                    <pic:cNvPr id="0" name="Picture 5"/>
+                    <pic:cNvPicPr>
+                      <a:picLocks noChangeAspect="1" noChangeArrowheads="1"/>
+                    </pic:cNvPicPr>
+                  </pic:nvPicPr>
+                  <pic:blipFill>
+                    <a:blip r:embed="rId19">
+                      <a:extLst>
+                        <a:ext uri="{28A0092B-C50C-407E-A947-70E740481C1C}">
+                          <a14:useLocalDpi xmlns:a14="http://schemas.microsoft.com/office/drawing/2010/main" val="0"/>
+                        </a:ext>
+                      </a:extLst>
+                    </a:blip>
+                    <a:srcRect/>
+                    <a:stretch>
+                      <a:fillRect/>
+                    </a:stretch>
+                  </pic:blipFill>
+                  <pic:spPr bwMode="auto">
+                    <a:xfrm>
+                      <a:off x="0" y="0"/>
+                      <a:ext cx="5943600" cy="1193165"/>
+                    </a:xfrm>
+                    <a:prstGeom prst="rect">
+                      <a:avLst/>
+                    </a:prstGeom>
+                    <a:noFill/>
+                    <a:ln>
+                      <a:noFill/>
+                    </a:ln>
+                  </pic:spPr>
+                </pic:pic>
+              </a:graphicData>
+            </a:graphic>
+          </wp:inline>
+        </w:drawing>
+      </w:r>
+    </w:p>
+    <w:p>
+      <w:r>
+        <w:t>Ej 39 – inch e formulan</w:t>
+      </w:r>
+    </w:p>
+    <w:p>
+      <w:r>
+        <w:rPr>
+          <w:noProof/>
+        </w:rPr>
+        <w:lastRenderedPageBreak/>
+        <w:drawing>
+          <wp:inline distT="0" distB="0" distL="0" distR="0" wp14:anchorId="11D244B5" wp14:editId="57910EE0">
+            <wp:extent cx="5943600" cy="1790700"/>
+            <wp:effectExtent l="0" t="0" r="0" b="0"/>
+            <wp:docPr id="748786822" name="Picture 6"/>
+            <wp:cNvGraphicFramePr>
+              <a:graphicFrameLocks xmlns:a="http://schemas.openxmlformats.org/drawingml/2006/main" noChangeAspect="1"/>
+            </wp:cNvGraphicFramePr>
+            <a:graphic xmlns:a="http://schemas.openxmlformats.org/drawingml/2006/main">
+              <a:graphicData uri="http://schemas.openxmlformats.org/drawingml/2006/picture">
+                <pic:pic xmlns:pic="http://schemas.openxmlformats.org/drawingml/2006/picture">
+                  <pic:nvPicPr>
+                    <pic:cNvPr id="0" name="Picture 6"/>
+                    <pic:cNvPicPr>
+                      <a:picLocks noChangeAspect="1" noChangeArrowheads="1"/>
+                    </pic:cNvPicPr>
+                  </pic:nvPicPr>
+                  <pic:blipFill>
+                    <a:blip r:embed="rId20">
+                      <a:extLst>
+                        <a:ext uri="{28A0092B-C50C-407E-A947-70E740481C1C}">
+                          <a14:useLocalDpi xmlns:a14="http://schemas.microsoft.com/office/drawing/2010/main" val="0"/>
+                        </a:ext>
+                      </a:extLst>
+                    </a:blip>
+                    <a:srcRect/>
+                    <a:stretch>
+                      <a:fillRect/>
+                    </a:stretch>
+                  </pic:blipFill>
+                  <pic:spPr bwMode="auto">
+                    <a:xfrm>
+                      <a:off x="0" y="0"/>
+                      <a:ext cx="5943600" cy="1790700"/>
+                    </a:xfrm>
+                    <a:prstGeom prst="rect">
+                      <a:avLst/>
+                    </a:prstGeom>
+                    <a:noFill/>
+                    <a:ln>
+                      <a:noFill/>
+                    </a:ln>
+                  </pic:spPr>
+                </pic:pic>
+              </a:graphicData>
+            </a:graphic>
+          </wp:inline>
+        </w:drawing>
+      </w:r>
+    </w:p>
+    <w:p>
+      <w:r>
+        <w:rPr>
+          <w:noProof/>
+        </w:rPr>
+        <w:drawing>
+          <wp:inline distT="0" distB="0" distL="0" distR="0" wp14:anchorId="2161E9C7" wp14:editId="5D704266">
+            <wp:extent cx="5943600" cy="417195"/>
+            <wp:effectExtent l="0" t="0" r="0" b="1905"/>
+            <wp:docPr id="309508078" name="Picture 7"/>
+            <wp:cNvGraphicFramePr>
+              <a:graphicFrameLocks xmlns:a="http://schemas.openxmlformats.org/drawingml/2006/main" noChangeAspect="1"/>
+            </wp:cNvGraphicFramePr>
+            <a:graphic xmlns:a="http://schemas.openxmlformats.org/drawingml/2006/main">
+              <a:graphicData uri="http://schemas.openxmlformats.org/drawingml/2006/picture">
+                <pic:pic xmlns:pic="http://schemas.openxmlformats.org/drawingml/2006/picture">
+                  <pic:nvPicPr>
+                    <pic:cNvPr id="0" name="Picture 7"/>
+                    <pic:cNvPicPr>
+                      <a:picLocks noChangeAspect="1" noChangeArrowheads="1"/>
+                    </pic:cNvPicPr>
+                  </pic:nvPicPr>
+                  <pic:blipFill>
+                    <a:blip r:embed="rId21">
+                      <a:extLst>
+                        <a:ext uri="{28A0092B-C50C-407E-A947-70E740481C1C}">
+                          <a14:useLocalDpi xmlns:a14="http://schemas.microsoft.com/office/drawing/2010/main" val="0"/>
+                        </a:ext>
+                      </a:extLst>
+                    </a:blip>
+                    <a:srcRect/>
+                    <a:stretch>
+                      <a:fillRect/>
+                    </a:stretch>
+                  </pic:blipFill>
+                  <pic:spPr bwMode="auto">
+                    <a:xfrm>
+                      <a:off x="0" y="0"/>
+                      <a:ext cx="5943600" cy="417195"/>
+                    </a:xfrm>
+                    <a:prstGeom prst="rect">
+                      <a:avLst/>
+                    </a:prstGeom>
+                    <a:noFill/>
+                    <a:ln>
+                      <a:noFill/>
+                    </a:ln>
+                  </pic:spPr>
+                </pic:pic>
+              </a:graphicData>
+            </a:graphic>
+          </wp:inline>
+        </w:drawing>
+      </w:r>
+    </w:p>
+    <w:p>
+      <w:r>
+        <w:rPr>
+          <w:noProof/>
+        </w:rPr>
+        <w:drawing>
+          <wp:inline distT="0" distB="0" distL="0" distR="0" wp14:anchorId="7BB060FC" wp14:editId="12BFA605">
+            <wp:extent cx="5943600" cy="830580"/>
+            <wp:effectExtent l="0" t="0" r="0" b="7620"/>
+            <wp:docPr id="1551333126" name="Picture 8"/>
+            <wp:cNvGraphicFramePr>
+              <a:graphicFrameLocks xmlns:a="http://schemas.openxmlformats.org/drawingml/2006/main" noChangeAspect="1"/>
+            </wp:cNvGraphicFramePr>
+            <a:graphic xmlns:a="http://schemas.openxmlformats.org/drawingml/2006/main">
+              <a:graphicData uri="http://schemas.openxmlformats.org/drawingml/2006/picture">
+                <pic:pic xmlns:pic="http://schemas.openxmlformats.org/drawingml/2006/picture">
+                  <pic:nvPicPr>
+                    <pic:cNvPr id="0" name="Picture 8"/>
+                    <pic:cNvPicPr>
+                      <a:picLocks noChangeAspect="1" noChangeArrowheads="1"/>
+                    </pic:cNvPicPr>
+                  </pic:nvPicPr>
+                  <pic:blipFill>
+                    <a:blip r:embed="rId22">
+                      <a:extLst>
+                        <a:ext uri="{28A0092B-C50C-407E-A947-70E740481C1C}">
+                          <a14:useLocalDpi xmlns:a14="http://schemas.microsoft.com/office/drawing/2010/main" val="0"/>
+                        </a:ext>
+                      </a:extLst>
+                    </a:blip>
+                    <a:srcRect/>
+                    <a:stretch>
+                      <a:fillRect/>
+                    </a:stretch>
+                  </pic:blipFill>
+                  <pic:spPr bwMode="auto">
+                    <a:xfrm>
+                      <a:off x="0" y="0"/>
+                      <a:ext cx="5943600" cy="830580"/>
+                    </a:xfrm>
+                    <a:prstGeom prst="rect">
+                      <a:avLst/>
+                    </a:prstGeom>
+                    <a:noFill/>
+                    <a:ln>
+                      <a:noFill/>
+                    </a:ln>
+                  </pic:spPr>
+                </pic:pic>
+              </a:graphicData>
+            </a:graphic>
+          </wp:inline>
+        </w:drawing>
+      </w:r>
+    </w:p>
+    <w:p>
+      <w:r>
+        <w:t>Mnacac sra nmannery nuyn dzev.</w:t>
+      </w:r>
+    </w:p>
+    <w:p>
+      <w:r>
+        <w:t>Ej 44</w:t>
+      </w:r>
+    </w:p>
     <w:sectPr>
       <w:pgSz w:w="12240" w:h="15840"/>
       <w:pgMar w:top="1440" w:right="1440" w:bottom="1440" w:left="1440" w:header="720" w:footer="720" w:gutter="0"/>

--- a/Chen Li. drafts.docx
+++ b/Chen Li. drafts.docx
@@ -1062,8 +1062,379 @@
     </w:p>
     <w:p>
       <w:r>
-        <w:t>Ej 44</w:t>
-      </w:r>
+        <w:rPr>
+          <w:noProof/>
+        </w:rPr>
+        <w:drawing>
+          <wp:inline distT="0" distB="0" distL="0" distR="0" wp14:anchorId="0DC7485F" wp14:editId="4B2CA071">
+            <wp:extent cx="5943600" cy="2270760"/>
+            <wp:effectExtent l="0" t="0" r="0" b="0"/>
+            <wp:docPr id="1231469418" name="Picture 1"/>
+            <wp:cNvGraphicFramePr>
+              <a:graphicFrameLocks xmlns:a="http://schemas.openxmlformats.org/drawingml/2006/main" noChangeAspect="1"/>
+            </wp:cNvGraphicFramePr>
+            <a:graphic xmlns:a="http://schemas.openxmlformats.org/drawingml/2006/main">
+              <a:graphicData uri="http://schemas.openxmlformats.org/drawingml/2006/picture">
+                <pic:pic xmlns:pic="http://schemas.openxmlformats.org/drawingml/2006/picture">
+                  <pic:nvPicPr>
+                    <pic:cNvPr id="0" name="Picture 1"/>
+                    <pic:cNvPicPr>
+                      <a:picLocks noChangeAspect="1" noChangeArrowheads="1"/>
+                    </pic:cNvPicPr>
+                  </pic:nvPicPr>
+                  <pic:blipFill>
+                    <a:blip r:embed="rId23">
+                      <a:extLst>
+                        <a:ext uri="{28A0092B-C50C-407E-A947-70E740481C1C}">
+                          <a14:useLocalDpi xmlns:a14="http://schemas.microsoft.com/office/drawing/2010/main" val="0"/>
+                        </a:ext>
+                      </a:extLst>
+                    </a:blip>
+                    <a:srcRect/>
+                    <a:stretch>
+                      <a:fillRect/>
+                    </a:stretch>
+                  </pic:blipFill>
+                  <pic:spPr bwMode="auto">
+                    <a:xfrm>
+                      <a:off x="0" y="0"/>
+                      <a:ext cx="5943600" cy="2270760"/>
+                    </a:xfrm>
+                    <a:prstGeom prst="rect">
+                      <a:avLst/>
+                    </a:prstGeom>
+                    <a:noFill/>
+                    <a:ln>
+                      <a:noFill/>
+                    </a:ln>
+                  </pic:spPr>
+                </pic:pic>
+              </a:graphicData>
+            </a:graphic>
+          </wp:inline>
+        </w:drawing>
+      </w:r>
+    </w:p>
+    <w:p>
+      <w:r>
+        <w:rPr>
+          <w:noProof/>
+        </w:rPr>
+        <w:drawing>
+          <wp:inline distT="0" distB="0" distL="0" distR="0" wp14:anchorId="365854A9" wp14:editId="4D492952">
+            <wp:extent cx="4257675" cy="1219200"/>
+            <wp:effectExtent l="0" t="0" r="9525" b="0"/>
+            <wp:docPr id="1795090686" name="Picture 2"/>
+            <wp:cNvGraphicFramePr>
+              <a:graphicFrameLocks xmlns:a="http://schemas.openxmlformats.org/drawingml/2006/main" noChangeAspect="1"/>
+            </wp:cNvGraphicFramePr>
+            <a:graphic xmlns:a="http://schemas.openxmlformats.org/drawingml/2006/main">
+              <a:graphicData uri="http://schemas.openxmlformats.org/drawingml/2006/picture">
+                <pic:pic xmlns:pic="http://schemas.openxmlformats.org/drawingml/2006/picture">
+                  <pic:nvPicPr>
+                    <pic:cNvPr id="0" name="Picture 2"/>
+                    <pic:cNvPicPr>
+                      <a:picLocks noChangeAspect="1" noChangeArrowheads="1"/>
+                    </pic:cNvPicPr>
+                  </pic:nvPicPr>
+                  <pic:blipFill>
+                    <a:blip r:embed="rId24">
+                      <a:extLst>
+                        <a:ext uri="{28A0092B-C50C-407E-A947-70E740481C1C}">
+                          <a14:useLocalDpi xmlns:a14="http://schemas.microsoft.com/office/drawing/2010/main" val="0"/>
+                        </a:ext>
+                      </a:extLst>
+                    </a:blip>
+                    <a:srcRect/>
+                    <a:stretch>
+                      <a:fillRect/>
+                    </a:stretch>
+                  </pic:blipFill>
+                  <pic:spPr bwMode="auto">
+                    <a:xfrm>
+                      <a:off x="0" y="0"/>
+                      <a:ext cx="4257675" cy="1219200"/>
+                    </a:xfrm>
+                    <a:prstGeom prst="rect">
+                      <a:avLst/>
+                    </a:prstGeom>
+                    <a:noFill/>
+                    <a:ln>
+                      <a:noFill/>
+                    </a:ln>
+                  </pic:spPr>
+                </pic:pic>
+              </a:graphicData>
+            </a:graphic>
+          </wp:inline>
+        </w:drawing>
+      </w:r>
+    </w:p>
+    <w:p>
+      <w:r>
+        <w:rPr>
+          <w:noProof/>
+        </w:rPr>
+        <w:drawing>
+          <wp:inline distT="0" distB="0" distL="0" distR="0" wp14:anchorId="387A60BA" wp14:editId="5073D766">
+            <wp:extent cx="5324475" cy="685800"/>
+            <wp:effectExtent l="0" t="0" r="9525" b="0"/>
+            <wp:docPr id="200542071" name="Picture 3"/>
+            <wp:cNvGraphicFramePr>
+              <a:graphicFrameLocks xmlns:a="http://schemas.openxmlformats.org/drawingml/2006/main" noChangeAspect="1"/>
+            </wp:cNvGraphicFramePr>
+            <a:graphic xmlns:a="http://schemas.openxmlformats.org/drawingml/2006/main">
+              <a:graphicData uri="http://schemas.openxmlformats.org/drawingml/2006/picture">
+                <pic:pic xmlns:pic="http://schemas.openxmlformats.org/drawingml/2006/picture">
+                  <pic:nvPicPr>
+                    <pic:cNvPr id="0" name="Picture 3"/>
+                    <pic:cNvPicPr>
+                      <a:picLocks noChangeAspect="1" noChangeArrowheads="1"/>
+                    </pic:cNvPicPr>
+                  </pic:nvPicPr>
+                  <pic:blipFill>
+                    <a:blip r:embed="rId25">
+                      <a:extLst>
+                        <a:ext uri="{28A0092B-C50C-407E-A947-70E740481C1C}">
+                          <a14:useLocalDpi xmlns:a14="http://schemas.microsoft.com/office/drawing/2010/main" val="0"/>
+                        </a:ext>
+                      </a:extLst>
+                    </a:blip>
+                    <a:srcRect/>
+                    <a:stretch>
+                      <a:fillRect/>
+                    </a:stretch>
+                  </pic:blipFill>
+                  <pic:spPr bwMode="auto">
+                    <a:xfrm>
+                      <a:off x="0" y="0"/>
+                      <a:ext cx="5324475" cy="685800"/>
+                    </a:xfrm>
+                    <a:prstGeom prst="rect">
+                      <a:avLst/>
+                    </a:prstGeom>
+                    <a:noFill/>
+                    <a:ln>
+                      <a:noFill/>
+                    </a:ln>
+                  </pic:spPr>
+                </pic:pic>
+              </a:graphicData>
+            </a:graphic>
+          </wp:inline>
+        </w:drawing>
+      </w:r>
+    </w:p>
+    <w:p>
+      <w:r>
+        <w:rPr>
+          <w:noProof/>
+        </w:rPr>
+        <w:lastRenderedPageBreak/>
+        <w:drawing>
+          <wp:inline distT="0" distB="0" distL="0" distR="0" wp14:anchorId="2EDFE1DC" wp14:editId="4FED3FF4">
+            <wp:extent cx="4838700" cy="942975"/>
+            <wp:effectExtent l="0" t="0" r="0" b="9525"/>
+            <wp:docPr id="1905369634" name="Picture 4"/>
+            <wp:cNvGraphicFramePr>
+              <a:graphicFrameLocks xmlns:a="http://schemas.openxmlformats.org/drawingml/2006/main" noChangeAspect="1"/>
+            </wp:cNvGraphicFramePr>
+            <a:graphic xmlns:a="http://schemas.openxmlformats.org/drawingml/2006/main">
+              <a:graphicData uri="http://schemas.openxmlformats.org/drawingml/2006/picture">
+                <pic:pic xmlns:pic="http://schemas.openxmlformats.org/drawingml/2006/picture">
+                  <pic:nvPicPr>
+                    <pic:cNvPr id="0" name="Picture 4"/>
+                    <pic:cNvPicPr>
+                      <a:picLocks noChangeAspect="1" noChangeArrowheads="1"/>
+                    </pic:cNvPicPr>
+                  </pic:nvPicPr>
+                  <pic:blipFill>
+                    <a:blip r:embed="rId26">
+                      <a:extLst>
+                        <a:ext uri="{28A0092B-C50C-407E-A947-70E740481C1C}">
+                          <a14:useLocalDpi xmlns:a14="http://schemas.microsoft.com/office/drawing/2010/main" val="0"/>
+                        </a:ext>
+                      </a:extLst>
+                    </a:blip>
+                    <a:srcRect/>
+                    <a:stretch>
+                      <a:fillRect/>
+                    </a:stretch>
+                  </pic:blipFill>
+                  <pic:spPr bwMode="auto">
+                    <a:xfrm>
+                      <a:off x="0" y="0"/>
+                      <a:ext cx="4838700" cy="942975"/>
+                    </a:xfrm>
+                    <a:prstGeom prst="rect">
+                      <a:avLst/>
+                    </a:prstGeom>
+                    <a:noFill/>
+                    <a:ln>
+                      <a:noFill/>
+                    </a:ln>
+                  </pic:spPr>
+                </pic:pic>
+              </a:graphicData>
+            </a:graphic>
+          </wp:inline>
+        </w:drawing>
+      </w:r>
+    </w:p>
+    <w:p>
+      <w:r>
+        <w:t>Verjnakan tesqy nerqevum`  sranq ogtagorcvum en vor havasarumy normal tesqi bervi .</w:t>
+      </w:r>
+      <w:r>
+        <w:t xml:space="preserve"> ej 47</w:t>
+      </w:r>
+    </w:p>
+    <w:p>
+      <w:r>
+        <w:rPr>
+          <w:noProof/>
+        </w:rPr>
+        <w:drawing>
+          <wp:inline distT="0" distB="0" distL="0" distR="0" wp14:anchorId="38968349" wp14:editId="68F163EB">
+            <wp:extent cx="5867400" cy="625605"/>
+            <wp:effectExtent l="0" t="0" r="0" b="3175"/>
+            <wp:docPr id="2127009457" name="Picture 5"/>
+            <wp:cNvGraphicFramePr>
+              <a:graphicFrameLocks xmlns:a="http://schemas.openxmlformats.org/drawingml/2006/main" noChangeAspect="1"/>
+            </wp:cNvGraphicFramePr>
+            <a:graphic xmlns:a="http://schemas.openxmlformats.org/drawingml/2006/main">
+              <a:graphicData uri="http://schemas.openxmlformats.org/drawingml/2006/picture">
+                <pic:pic xmlns:pic="http://schemas.openxmlformats.org/drawingml/2006/picture">
+                  <pic:nvPicPr>
+                    <pic:cNvPr id="0" name="Picture 5"/>
+                    <pic:cNvPicPr>
+                      <a:picLocks noChangeAspect="1" noChangeArrowheads="1"/>
+                    </pic:cNvPicPr>
+                  </pic:nvPicPr>
+                  <pic:blipFill>
+                    <a:blip r:embed="rId27">
+                      <a:extLst>
+                        <a:ext uri="{28A0092B-C50C-407E-A947-70E740481C1C}">
+                          <a14:useLocalDpi xmlns:a14="http://schemas.microsoft.com/office/drawing/2010/main" val="0"/>
+                        </a:ext>
+                      </a:extLst>
+                    </a:blip>
+                    <a:srcRect/>
+                    <a:stretch>
+                      <a:fillRect/>
+                    </a:stretch>
+                  </pic:blipFill>
+                  <pic:spPr bwMode="auto">
+                    <a:xfrm>
+                      <a:off x="0" y="0"/>
+                      <a:ext cx="5914022" cy="630576"/>
+                    </a:xfrm>
+                    <a:prstGeom prst="rect">
+                      <a:avLst/>
+                    </a:prstGeom>
+                    <a:noFill/>
+                    <a:ln>
+                      <a:noFill/>
+                    </a:ln>
+                  </pic:spPr>
+                </pic:pic>
+              </a:graphicData>
+            </a:graphic>
+          </wp:inline>
+        </w:drawing>
+      </w:r>
+      <w:r>
+        <w:t>.</w:t>
+      </w:r>
+    </w:p>
+    <w:p/>
+    <w:p/>
+    <w:p>
+      <m:oMathPara>
+        <m:oMathParaPr>
+          <m:jc m:val="left"/>
+        </m:oMathParaPr>
+        <m:oMath>
+          <m:r>
+            <w:rPr>
+              <w:rFonts w:ascii="Cambria Math" w:hAnsi="Cambria Math"/>
+            </w:rPr>
+            <m:t>P(</m:t>
+          </m:r>
+          <m:r>
+            <w:rPr>
+              <w:rFonts w:ascii="Cambria Math" w:hAnsi="Cambria Math"/>
+            </w:rPr>
+            <m:t>a</m:t>
+          </m:r>
+          <m:r>
+            <w:rPr>
+              <w:rFonts w:ascii="Cambria Math" w:hAnsi="Cambria Math"/>
+            </w:rPr>
+            <m:t>)</m:t>
+          </m:r>
+          <m:r>
+            <w:rPr>
+              <w:rFonts w:ascii="Cambria Math" w:hAnsi="Cambria Math"/>
+            </w:rPr>
+            <m:t>→</m:t>
+          </m:r>
+          <m:r>
+            <w:rPr>
+              <w:rFonts w:ascii="Cambria Math" w:hAnsi="Cambria Math"/>
+            </w:rPr>
+            <m:t>~</m:t>
+          </m:r>
+          <m:r>
+            <w:rPr>
+              <w:rFonts w:ascii="Cambria Math" w:hAnsi="Cambria Math"/>
+            </w:rPr>
+            <m:t>(</m:t>
+          </m:r>
+          <m:r>
+            <w:rPr>
+              <w:rFonts w:ascii="Cambria Math" w:hAnsi="Cambria Math"/>
+            </w:rPr>
+            <m:t>(</m:t>
+          </m:r>
+          <m:r>
+            <w:rPr>
+              <w:rFonts w:ascii="Cambria Math" w:hAnsi="Cambria Math"/>
+            </w:rPr>
+            <m:t>∃</m:t>
+          </m:r>
+          <m:r>
+            <w:rPr>
+              <w:rFonts w:ascii="Cambria Math" w:hAnsi="Cambria Math"/>
+            </w:rPr>
+            <m:t>x</m:t>
+          </m:r>
+          <m:r>
+            <w:rPr>
+              <w:rFonts w:ascii="Cambria Math" w:hAnsi="Cambria Math"/>
+            </w:rPr>
+            <m:t>)</m:t>
+          </m:r>
+          <m:r>
+            <w:rPr>
+              <w:rFonts w:ascii="Cambria Math" w:hAnsi="Cambria Math"/>
+            </w:rPr>
+            <m:t>P(</m:t>
+          </m:r>
+          <m:r>
+            <w:rPr>
+              <w:rFonts w:ascii="Cambria Math" w:hAnsi="Cambria Math"/>
+            </w:rPr>
+            <m:t>x)</m:t>
+          </m:r>
+          <m:r>
+            <w:rPr>
+              <w:rFonts w:ascii="Cambria Math" w:hAnsi="Cambria Math"/>
+            </w:rPr>
+            <m:t>)</m:t>
+          </m:r>
+        </m:oMath>
+      </m:oMathPara>
     </w:p>
     <w:sectPr>
       <w:pgSz w:w="12240" w:h="15840"/>
@@ -1501,6 +1872,16 @@
     <w:semiHidden/>
     <w:unhideWhenUsed/>
   </w:style>
+  <w:style w:type="character" w:styleId="PlaceholderText">
+    <w:name w:val="Placeholder Text"/>
+    <w:basedOn w:val="DefaultParagraphFont"/>
+    <w:uiPriority w:val="99"/>
+    <w:semiHidden/>
+    <w:rsid w:val="00BC162F"/>
+    <w:rPr>
+      <w:color w:val="666666"/>
+    </w:rPr>
+  </w:style>
 </w:styles>
 </file>
 

--- a/Chen Li. drafts.docx
+++ b/Chen Li. drafts.docx
@@ -1345,6 +1345,845 @@
       </w:r>
       <w:r>
         <w:t>.</w:t>
+      </w:r>
+    </w:p>
+    <w:p>
+      <w:r>
+        <w:rPr>
+          <w:noProof/>
+        </w:rPr>
+        <w:drawing>
+          <wp:inline distT="0" distB="0" distL="0" distR="0" wp14:anchorId="7A35AF20" wp14:editId="08E4725A">
+            <wp:extent cx="2457450" cy="381000"/>
+            <wp:effectExtent l="0" t="0" r="0" b="0"/>
+            <wp:docPr id="1823654808" name="Picture 1"/>
+            <wp:cNvGraphicFramePr>
+              <a:graphicFrameLocks xmlns:a="http://schemas.openxmlformats.org/drawingml/2006/main" noChangeAspect="1"/>
+            </wp:cNvGraphicFramePr>
+            <a:graphic xmlns:a="http://schemas.openxmlformats.org/drawingml/2006/main">
+              <a:graphicData uri="http://schemas.openxmlformats.org/drawingml/2006/picture">
+                <pic:pic xmlns:pic="http://schemas.openxmlformats.org/drawingml/2006/picture">
+                  <pic:nvPicPr>
+                    <pic:cNvPr id="0" name="Picture 1"/>
+                    <pic:cNvPicPr>
+                      <a:picLocks noChangeAspect="1" noChangeArrowheads="1"/>
+                    </pic:cNvPicPr>
+                  </pic:nvPicPr>
+                  <pic:blipFill>
+                    <a:blip r:embed="rId28">
+                      <a:extLst>
+                        <a:ext uri="{28A0092B-C50C-407E-A947-70E740481C1C}">
+                          <a14:useLocalDpi xmlns:a14="http://schemas.microsoft.com/office/drawing/2010/main" val="0"/>
+                        </a:ext>
+                      </a:extLst>
+                    </a:blip>
+                    <a:srcRect/>
+                    <a:stretch>
+                      <a:fillRect/>
+                    </a:stretch>
+                  </pic:blipFill>
+                  <pic:spPr bwMode="auto">
+                    <a:xfrm>
+                      <a:off x="0" y="0"/>
+                      <a:ext cx="2457450" cy="381000"/>
+                    </a:xfrm>
+                    <a:prstGeom prst="rect">
+                      <a:avLst/>
+                    </a:prstGeom>
+                    <a:noFill/>
+                    <a:ln>
+                      <a:noFill/>
+                    </a:ln>
+                  </pic:spPr>
+                </pic:pic>
+              </a:graphicData>
+            </a:graphic>
+          </wp:inline>
+        </w:drawing>
+      </w:r>
+    </w:p>
+    <w:p>
+      <w:r>
+        <w:rPr>
+          <w:noProof/>
+        </w:rPr>
+        <w:drawing>
+          <wp:inline distT="0" distB="0" distL="0" distR="0" wp14:anchorId="3E1AC02B" wp14:editId="3D9E94F6">
+            <wp:extent cx="4781550" cy="361950"/>
+            <wp:effectExtent l="0" t="0" r="0" b="0"/>
+            <wp:docPr id="135696394" name="Picture 2"/>
+            <wp:cNvGraphicFramePr>
+              <a:graphicFrameLocks xmlns:a="http://schemas.openxmlformats.org/drawingml/2006/main" noChangeAspect="1"/>
+            </wp:cNvGraphicFramePr>
+            <a:graphic xmlns:a="http://schemas.openxmlformats.org/drawingml/2006/main">
+              <a:graphicData uri="http://schemas.openxmlformats.org/drawingml/2006/picture">
+                <pic:pic xmlns:pic="http://schemas.openxmlformats.org/drawingml/2006/picture">
+                  <pic:nvPicPr>
+                    <pic:cNvPr id="0" name="Picture 2"/>
+                    <pic:cNvPicPr>
+                      <a:picLocks noChangeAspect="1" noChangeArrowheads="1"/>
+                    </pic:cNvPicPr>
+                  </pic:nvPicPr>
+                  <pic:blipFill>
+                    <a:blip r:embed="rId29">
+                      <a:extLst>
+                        <a:ext uri="{28A0092B-C50C-407E-A947-70E740481C1C}">
+                          <a14:useLocalDpi xmlns:a14="http://schemas.microsoft.com/office/drawing/2010/main" val="0"/>
+                        </a:ext>
+                      </a:extLst>
+                    </a:blip>
+                    <a:srcRect/>
+                    <a:stretch>
+                      <a:fillRect/>
+                    </a:stretch>
+                  </pic:blipFill>
+                  <pic:spPr bwMode="auto">
+                    <a:xfrm>
+                      <a:off x="0" y="0"/>
+                      <a:ext cx="4781550" cy="361950"/>
+                    </a:xfrm>
+                    <a:prstGeom prst="rect">
+                      <a:avLst/>
+                    </a:prstGeom>
+                    <a:noFill/>
+                    <a:ln>
+                      <a:noFill/>
+                    </a:ln>
+                  </pic:spPr>
+                </pic:pic>
+              </a:graphicData>
+            </a:graphic>
+          </wp:inline>
+        </w:drawing>
+      </w:r>
+    </w:p>
+    <w:p>
+      <w:r>
+        <w:rPr>
+          <w:noProof/>
+        </w:rPr>
+        <w:drawing>
+          <wp:inline distT="0" distB="0" distL="0" distR="0" wp14:anchorId="780FFB98" wp14:editId="0611E848">
+            <wp:extent cx="5943600" cy="1009650"/>
+            <wp:effectExtent l="0" t="0" r="0" b="0"/>
+            <wp:docPr id="473213309" name="Picture 4"/>
+            <wp:cNvGraphicFramePr>
+              <a:graphicFrameLocks xmlns:a="http://schemas.openxmlformats.org/drawingml/2006/main" noChangeAspect="1"/>
+            </wp:cNvGraphicFramePr>
+            <a:graphic xmlns:a="http://schemas.openxmlformats.org/drawingml/2006/main">
+              <a:graphicData uri="http://schemas.openxmlformats.org/drawingml/2006/picture">
+                <pic:pic xmlns:pic="http://schemas.openxmlformats.org/drawingml/2006/picture">
+                  <pic:nvPicPr>
+                    <pic:cNvPr id="0" name="Picture 4"/>
+                    <pic:cNvPicPr>
+                      <a:picLocks noChangeAspect="1" noChangeArrowheads="1"/>
+                    </pic:cNvPicPr>
+                  </pic:nvPicPr>
+                  <pic:blipFill>
+                    <a:blip r:embed="rId30">
+                      <a:extLst>
+                        <a:ext uri="{28A0092B-C50C-407E-A947-70E740481C1C}">
+                          <a14:useLocalDpi xmlns:a14="http://schemas.microsoft.com/office/drawing/2010/main" val="0"/>
+                        </a:ext>
+                      </a:extLst>
+                    </a:blip>
+                    <a:srcRect/>
+                    <a:stretch>
+                      <a:fillRect/>
+                    </a:stretch>
+                  </pic:blipFill>
+                  <pic:spPr bwMode="auto">
+                    <a:xfrm>
+                      <a:off x="0" y="0"/>
+                      <a:ext cx="5943600" cy="1009650"/>
+                    </a:xfrm>
+                    <a:prstGeom prst="rect">
+                      <a:avLst/>
+                    </a:prstGeom>
+                    <a:noFill/>
+                    <a:ln>
+                      <a:noFill/>
+                    </a:ln>
+                  </pic:spPr>
+                </pic:pic>
+              </a:graphicData>
+            </a:graphic>
+          </wp:inline>
+        </w:drawing>
+      </w:r>
+    </w:p>
+    <w:p>
+      <w:r>
+        <w:rPr>
+          <w:noProof/>
+        </w:rPr>
+        <w:drawing>
+          <wp:inline distT="0" distB="0" distL="0" distR="0" wp14:anchorId="6FD2AA20" wp14:editId="7FA1EE96">
+            <wp:extent cx="5943600" cy="1028700"/>
+            <wp:effectExtent l="0" t="0" r="0" b="0"/>
+            <wp:docPr id="1541777301" name="Picture 3"/>
+            <wp:cNvGraphicFramePr>
+              <a:graphicFrameLocks xmlns:a="http://schemas.openxmlformats.org/drawingml/2006/main" noChangeAspect="1"/>
+            </wp:cNvGraphicFramePr>
+            <a:graphic xmlns:a="http://schemas.openxmlformats.org/drawingml/2006/main">
+              <a:graphicData uri="http://schemas.openxmlformats.org/drawingml/2006/picture">
+                <pic:pic xmlns:pic="http://schemas.openxmlformats.org/drawingml/2006/picture">
+                  <pic:nvPicPr>
+                    <pic:cNvPr id="0" name="Picture 3"/>
+                    <pic:cNvPicPr>
+                      <a:picLocks noChangeAspect="1" noChangeArrowheads="1"/>
+                    </pic:cNvPicPr>
+                  </pic:nvPicPr>
+                  <pic:blipFill>
+                    <a:blip r:embed="rId31">
+                      <a:extLst>
+                        <a:ext uri="{28A0092B-C50C-407E-A947-70E740481C1C}">
+                          <a14:useLocalDpi xmlns:a14="http://schemas.microsoft.com/office/drawing/2010/main" val="0"/>
+                        </a:ext>
+                      </a:extLst>
+                    </a:blip>
+                    <a:srcRect/>
+                    <a:stretch>
+                      <a:fillRect/>
+                    </a:stretch>
+                  </pic:blipFill>
+                  <pic:spPr bwMode="auto">
+                    <a:xfrm>
+                      <a:off x="0" y="0"/>
+                      <a:ext cx="5943600" cy="1028700"/>
+                    </a:xfrm>
+                    <a:prstGeom prst="rect">
+                      <a:avLst/>
+                    </a:prstGeom>
+                    <a:noFill/>
+                    <a:ln>
+                      <a:noFill/>
+                    </a:ln>
+                  </pic:spPr>
+                </pic:pic>
+              </a:graphicData>
+            </a:graphic>
+          </wp:inline>
+        </w:drawing>
+      </w:r>
+    </w:p>
+    <w:p>
+      <w:r>
+        <w:t>Kisat..</w:t>
+      </w:r>
+    </w:p>
+    <w:p>
+      <w:r>
+        <w:rPr>
+          <w:noProof/>
+        </w:rPr>
+        <w:drawing>
+          <wp:inline distT="0" distB="0" distL="0" distR="0" wp14:anchorId="3852A71A" wp14:editId="2BEAA2EB">
+            <wp:extent cx="2581275" cy="361950"/>
+            <wp:effectExtent l="0" t="0" r="9525" b="0"/>
+            <wp:docPr id="614499921" name="Picture 5"/>
+            <wp:cNvGraphicFramePr>
+              <a:graphicFrameLocks xmlns:a="http://schemas.openxmlformats.org/drawingml/2006/main" noChangeAspect="1"/>
+            </wp:cNvGraphicFramePr>
+            <a:graphic xmlns:a="http://schemas.openxmlformats.org/drawingml/2006/main">
+              <a:graphicData uri="http://schemas.openxmlformats.org/drawingml/2006/picture">
+                <pic:pic xmlns:pic="http://schemas.openxmlformats.org/drawingml/2006/picture">
+                  <pic:nvPicPr>
+                    <pic:cNvPr id="0" name="Picture 5"/>
+                    <pic:cNvPicPr>
+                      <a:picLocks noChangeAspect="1" noChangeArrowheads="1"/>
+                    </pic:cNvPicPr>
+                  </pic:nvPicPr>
+                  <pic:blipFill>
+                    <a:blip r:embed="rId32">
+                      <a:extLst>
+                        <a:ext uri="{28A0092B-C50C-407E-A947-70E740481C1C}">
+                          <a14:useLocalDpi xmlns:a14="http://schemas.microsoft.com/office/drawing/2010/main" val="0"/>
+                        </a:ext>
+                      </a:extLst>
+                    </a:blip>
+                    <a:srcRect/>
+                    <a:stretch>
+                      <a:fillRect/>
+                    </a:stretch>
+                  </pic:blipFill>
+                  <pic:spPr bwMode="auto">
+                    <a:xfrm>
+                      <a:off x="0" y="0"/>
+                      <a:ext cx="2581275" cy="361950"/>
+                    </a:xfrm>
+                    <a:prstGeom prst="rect">
+                      <a:avLst/>
+                    </a:prstGeom>
+                    <a:noFill/>
+                    <a:ln>
+                      <a:noFill/>
+                    </a:ln>
+                  </pic:spPr>
+                </pic:pic>
+              </a:graphicData>
+            </a:graphic>
+          </wp:inline>
+        </w:drawing>
+      </w:r>
+    </w:p>
+    <w:p>
+      <w:r>
+        <w:t>Ej 78.</w:t>
+      </w:r>
+    </w:p>
+    <w:p>
+      <w:r>
+        <w:rPr>
+          <w:noProof/>
+        </w:rPr>
+        <w:drawing>
+          <wp:inline distT="0" distB="0" distL="0" distR="0" wp14:anchorId="4073D71D" wp14:editId="1D15D921">
+            <wp:extent cx="5943600" cy="1036320"/>
+            <wp:effectExtent l="0" t="0" r="0" b="0"/>
+            <wp:docPr id="1478226091" name="Picture 6"/>
+            <wp:cNvGraphicFramePr>
+              <a:graphicFrameLocks xmlns:a="http://schemas.openxmlformats.org/drawingml/2006/main" noChangeAspect="1"/>
+            </wp:cNvGraphicFramePr>
+            <a:graphic xmlns:a="http://schemas.openxmlformats.org/drawingml/2006/main">
+              <a:graphicData uri="http://schemas.openxmlformats.org/drawingml/2006/picture">
+                <pic:pic xmlns:pic="http://schemas.openxmlformats.org/drawingml/2006/picture">
+                  <pic:nvPicPr>
+                    <pic:cNvPr id="0" name="Picture 6"/>
+                    <pic:cNvPicPr>
+                      <a:picLocks noChangeAspect="1" noChangeArrowheads="1"/>
+                    </pic:cNvPicPr>
+                  </pic:nvPicPr>
+                  <pic:blipFill>
+                    <a:blip r:embed="rId33">
+                      <a:extLst>
+                        <a:ext uri="{28A0092B-C50C-407E-A947-70E740481C1C}">
+                          <a14:useLocalDpi xmlns:a14="http://schemas.microsoft.com/office/drawing/2010/main" val="0"/>
+                        </a:ext>
+                      </a:extLst>
+                    </a:blip>
+                    <a:srcRect/>
+                    <a:stretch>
+                      <a:fillRect/>
+                    </a:stretch>
+                  </pic:blipFill>
+                  <pic:spPr bwMode="auto">
+                    <a:xfrm>
+                      <a:off x="0" y="0"/>
+                      <a:ext cx="5943600" cy="1036320"/>
+                    </a:xfrm>
+                    <a:prstGeom prst="rect">
+                      <a:avLst/>
+                    </a:prstGeom>
+                    <a:noFill/>
+                    <a:ln>
+                      <a:noFill/>
+                    </a:ln>
+                  </pic:spPr>
+                </pic:pic>
+              </a:graphicData>
+            </a:graphic>
+          </wp:inline>
+        </w:drawing>
+      </w:r>
+    </w:p>
+    <w:p>
+      <w:r>
+        <w:rPr>
+          <w:noProof/>
+        </w:rPr>
+        <w:drawing>
+          <wp:inline distT="0" distB="0" distL="0" distR="0" wp14:anchorId="0BF472B6" wp14:editId="1D39694E">
+            <wp:extent cx="5781675" cy="457200"/>
+            <wp:effectExtent l="0" t="0" r="9525" b="0"/>
+            <wp:docPr id="128581055" name="Picture 9"/>
+            <wp:cNvGraphicFramePr>
+              <a:graphicFrameLocks xmlns:a="http://schemas.openxmlformats.org/drawingml/2006/main" noChangeAspect="1"/>
+            </wp:cNvGraphicFramePr>
+            <a:graphic xmlns:a="http://schemas.openxmlformats.org/drawingml/2006/main">
+              <a:graphicData uri="http://schemas.openxmlformats.org/drawingml/2006/picture">
+                <pic:pic xmlns:pic="http://schemas.openxmlformats.org/drawingml/2006/picture">
+                  <pic:nvPicPr>
+                    <pic:cNvPr id="0" name="Picture 9"/>
+                    <pic:cNvPicPr>
+                      <a:picLocks noChangeAspect="1" noChangeArrowheads="1"/>
+                    </pic:cNvPicPr>
+                  </pic:nvPicPr>
+                  <pic:blipFill>
+                    <a:blip r:embed="rId34">
+                      <a:extLst>
+                        <a:ext uri="{28A0092B-C50C-407E-A947-70E740481C1C}">
+                          <a14:useLocalDpi xmlns:a14="http://schemas.microsoft.com/office/drawing/2010/main" val="0"/>
+                        </a:ext>
+                      </a:extLst>
+                    </a:blip>
+                    <a:srcRect/>
+                    <a:stretch>
+                      <a:fillRect/>
+                    </a:stretch>
+                  </pic:blipFill>
+                  <pic:spPr bwMode="auto">
+                    <a:xfrm>
+                      <a:off x="0" y="0"/>
+                      <a:ext cx="5781675" cy="457200"/>
+                    </a:xfrm>
+                    <a:prstGeom prst="rect">
+                      <a:avLst/>
+                    </a:prstGeom>
+                    <a:noFill/>
+                    <a:ln>
+                      <a:noFill/>
+                    </a:ln>
+                  </pic:spPr>
+                </pic:pic>
+              </a:graphicData>
+            </a:graphic>
+          </wp:inline>
+        </w:drawing>
+      </w:r>
+    </w:p>
+    <w:p>
+      <w:r>
+        <w:rPr>
+          <w:noProof/>
+        </w:rPr>
+        <w:lastRenderedPageBreak/>
+        <w:drawing>
+          <wp:inline distT="0" distB="0" distL="0" distR="0" wp14:anchorId="14C8449D" wp14:editId="5FEC5769">
+            <wp:extent cx="5943600" cy="609600"/>
+            <wp:effectExtent l="0" t="0" r="0" b="0"/>
+            <wp:docPr id="970432907" name="Picture 7"/>
+            <wp:cNvGraphicFramePr>
+              <a:graphicFrameLocks xmlns:a="http://schemas.openxmlformats.org/drawingml/2006/main" noChangeAspect="1"/>
+            </wp:cNvGraphicFramePr>
+            <a:graphic xmlns:a="http://schemas.openxmlformats.org/drawingml/2006/main">
+              <a:graphicData uri="http://schemas.openxmlformats.org/drawingml/2006/picture">
+                <pic:pic xmlns:pic="http://schemas.openxmlformats.org/drawingml/2006/picture">
+                  <pic:nvPicPr>
+                    <pic:cNvPr id="0" name="Picture 7"/>
+                    <pic:cNvPicPr>
+                      <a:picLocks noChangeAspect="1" noChangeArrowheads="1"/>
+                    </pic:cNvPicPr>
+                  </pic:nvPicPr>
+                  <pic:blipFill>
+                    <a:blip r:embed="rId35">
+                      <a:extLst>
+                        <a:ext uri="{28A0092B-C50C-407E-A947-70E740481C1C}">
+                          <a14:useLocalDpi xmlns:a14="http://schemas.microsoft.com/office/drawing/2010/main" val="0"/>
+                        </a:ext>
+                      </a:extLst>
+                    </a:blip>
+                    <a:srcRect/>
+                    <a:stretch>
+                      <a:fillRect/>
+                    </a:stretch>
+                  </pic:blipFill>
+                  <pic:spPr bwMode="auto">
+                    <a:xfrm>
+                      <a:off x="0" y="0"/>
+                      <a:ext cx="5943600" cy="609600"/>
+                    </a:xfrm>
+                    <a:prstGeom prst="rect">
+                      <a:avLst/>
+                    </a:prstGeom>
+                    <a:noFill/>
+                    <a:ln>
+                      <a:noFill/>
+                    </a:ln>
+                  </pic:spPr>
+                </pic:pic>
+              </a:graphicData>
+            </a:graphic>
+          </wp:inline>
+        </w:drawing>
+      </w:r>
+    </w:p>
+    <w:p>
+      <w:r>
+        <w:rPr>
+          <w:noProof/>
+        </w:rPr>
+        <w:drawing>
+          <wp:inline distT="0" distB="0" distL="0" distR="0" wp14:anchorId="573A45E4" wp14:editId="3626CB74">
+            <wp:extent cx="5943600" cy="1207135"/>
+            <wp:effectExtent l="0" t="0" r="0" b="0"/>
+            <wp:docPr id="1904460245" name="Picture 8"/>
+            <wp:cNvGraphicFramePr>
+              <a:graphicFrameLocks xmlns:a="http://schemas.openxmlformats.org/drawingml/2006/main" noChangeAspect="1"/>
+            </wp:cNvGraphicFramePr>
+            <a:graphic xmlns:a="http://schemas.openxmlformats.org/drawingml/2006/main">
+              <a:graphicData uri="http://schemas.openxmlformats.org/drawingml/2006/picture">
+                <pic:pic xmlns:pic="http://schemas.openxmlformats.org/drawingml/2006/picture">
+                  <pic:nvPicPr>
+                    <pic:cNvPr id="0" name="Picture 8"/>
+                    <pic:cNvPicPr>
+                      <a:picLocks noChangeAspect="1" noChangeArrowheads="1"/>
+                    </pic:cNvPicPr>
+                  </pic:nvPicPr>
+                  <pic:blipFill>
+                    <a:blip r:embed="rId36">
+                      <a:extLst>
+                        <a:ext uri="{28A0092B-C50C-407E-A947-70E740481C1C}">
+                          <a14:useLocalDpi xmlns:a14="http://schemas.microsoft.com/office/drawing/2010/main" val="0"/>
+                        </a:ext>
+                      </a:extLst>
+                    </a:blip>
+                    <a:srcRect/>
+                    <a:stretch>
+                      <a:fillRect/>
+                    </a:stretch>
+                  </pic:blipFill>
+                  <pic:spPr bwMode="auto">
+                    <a:xfrm>
+                      <a:off x="0" y="0"/>
+                      <a:ext cx="5943600" cy="1207135"/>
+                    </a:xfrm>
+                    <a:prstGeom prst="rect">
+                      <a:avLst/>
+                    </a:prstGeom>
+                    <a:noFill/>
+                    <a:ln>
+                      <a:noFill/>
+                    </a:ln>
+                  </pic:spPr>
+                </pic:pic>
+              </a:graphicData>
+            </a:graphic>
+          </wp:inline>
+        </w:drawing>
+      </w:r>
+    </w:p>
+    <w:p>
+      <w:r>
+        <w:rPr>
+          <w:noProof/>
+        </w:rPr>
+        <w:drawing>
+          <wp:inline distT="0" distB="0" distL="0" distR="0" wp14:anchorId="5365232A" wp14:editId="0DC48CBC">
+            <wp:extent cx="4019550" cy="390525"/>
+            <wp:effectExtent l="0" t="0" r="0" b="9525"/>
+            <wp:docPr id="446698792" name="Picture 10"/>
+            <wp:cNvGraphicFramePr>
+              <a:graphicFrameLocks xmlns:a="http://schemas.openxmlformats.org/drawingml/2006/main" noChangeAspect="1"/>
+            </wp:cNvGraphicFramePr>
+            <a:graphic xmlns:a="http://schemas.openxmlformats.org/drawingml/2006/main">
+              <a:graphicData uri="http://schemas.openxmlformats.org/drawingml/2006/picture">
+                <pic:pic xmlns:pic="http://schemas.openxmlformats.org/drawingml/2006/picture">
+                  <pic:nvPicPr>
+                    <pic:cNvPr id="0" name="Picture 10"/>
+                    <pic:cNvPicPr>
+                      <a:picLocks noChangeAspect="1" noChangeArrowheads="1"/>
+                    </pic:cNvPicPr>
+                  </pic:nvPicPr>
+                  <pic:blipFill>
+                    <a:blip r:embed="rId37">
+                      <a:extLst>
+                        <a:ext uri="{28A0092B-C50C-407E-A947-70E740481C1C}">
+                          <a14:useLocalDpi xmlns:a14="http://schemas.microsoft.com/office/drawing/2010/main" val="0"/>
+                        </a:ext>
+                      </a:extLst>
+                    </a:blip>
+                    <a:srcRect/>
+                    <a:stretch>
+                      <a:fillRect/>
+                    </a:stretch>
+                  </pic:blipFill>
+                  <pic:spPr bwMode="auto">
+                    <a:xfrm>
+                      <a:off x="0" y="0"/>
+                      <a:ext cx="4019550" cy="390525"/>
+                    </a:xfrm>
+                    <a:prstGeom prst="rect">
+                      <a:avLst/>
+                    </a:prstGeom>
+                    <a:noFill/>
+                    <a:ln>
+                      <a:noFill/>
+                    </a:ln>
+                  </pic:spPr>
+                </pic:pic>
+              </a:graphicData>
+            </a:graphic>
+          </wp:inline>
+        </w:drawing>
+      </w:r>
+      <w:r>
+        <w:t xml:space="preserve"> ej 81</w:t>
+      </w:r>
+    </w:p>
+    <w:p>
+      <w:r>
+        <w:rPr>
+          <w:noProof/>
+        </w:rPr>
+        <w:drawing>
+          <wp:inline distT="0" distB="0" distL="0" distR="0" wp14:anchorId="541B7AD1" wp14:editId="309F6ADF">
+            <wp:extent cx="5943600" cy="1005840"/>
+            <wp:effectExtent l="0" t="0" r="0" b="3810"/>
+            <wp:docPr id="1629098266" name="Picture 11"/>
+            <wp:cNvGraphicFramePr>
+              <a:graphicFrameLocks xmlns:a="http://schemas.openxmlformats.org/drawingml/2006/main" noChangeAspect="1"/>
+            </wp:cNvGraphicFramePr>
+            <a:graphic xmlns:a="http://schemas.openxmlformats.org/drawingml/2006/main">
+              <a:graphicData uri="http://schemas.openxmlformats.org/drawingml/2006/picture">
+                <pic:pic xmlns:pic="http://schemas.openxmlformats.org/drawingml/2006/picture">
+                  <pic:nvPicPr>
+                    <pic:cNvPr id="0" name="Picture 11"/>
+                    <pic:cNvPicPr>
+                      <a:picLocks noChangeAspect="1" noChangeArrowheads="1"/>
+                    </pic:cNvPicPr>
+                  </pic:nvPicPr>
+                  <pic:blipFill>
+                    <a:blip r:embed="rId38">
+                      <a:extLst>
+                        <a:ext uri="{28A0092B-C50C-407E-A947-70E740481C1C}">
+                          <a14:useLocalDpi xmlns:a14="http://schemas.microsoft.com/office/drawing/2010/main" val="0"/>
+                        </a:ext>
+                      </a:extLst>
+                    </a:blip>
+                    <a:srcRect/>
+                    <a:stretch>
+                      <a:fillRect/>
+                    </a:stretch>
+                  </pic:blipFill>
+                  <pic:spPr bwMode="auto">
+                    <a:xfrm>
+                      <a:off x="0" y="0"/>
+                      <a:ext cx="5943600" cy="1005840"/>
+                    </a:xfrm>
+                    <a:prstGeom prst="rect">
+                      <a:avLst/>
+                    </a:prstGeom>
+                    <a:noFill/>
+                    <a:ln>
+                      <a:noFill/>
+                    </a:ln>
+                  </pic:spPr>
+                </pic:pic>
+              </a:graphicData>
+            </a:graphic>
+          </wp:inline>
+        </w:drawing>
+      </w:r>
+    </w:p>
+    <w:p>
+      <w:r>
+        <w:rPr>
+          <w:noProof/>
+        </w:rPr>
+        <w:drawing>
+          <wp:inline distT="0" distB="0" distL="0" distR="0" wp14:anchorId="55E18A41" wp14:editId="6AF94CAA">
+            <wp:extent cx="5943600" cy="624840"/>
+            <wp:effectExtent l="0" t="0" r="0" b="3810"/>
+            <wp:docPr id="1317485310" name="Picture 12"/>
+            <wp:cNvGraphicFramePr>
+              <a:graphicFrameLocks xmlns:a="http://schemas.openxmlformats.org/drawingml/2006/main" noChangeAspect="1"/>
+            </wp:cNvGraphicFramePr>
+            <a:graphic xmlns:a="http://schemas.openxmlformats.org/drawingml/2006/main">
+              <a:graphicData uri="http://schemas.openxmlformats.org/drawingml/2006/picture">
+                <pic:pic xmlns:pic="http://schemas.openxmlformats.org/drawingml/2006/picture">
+                  <pic:nvPicPr>
+                    <pic:cNvPr id="0" name="Picture 12"/>
+                    <pic:cNvPicPr>
+                      <a:picLocks noChangeAspect="1" noChangeArrowheads="1"/>
+                    </pic:cNvPicPr>
+                  </pic:nvPicPr>
+                  <pic:blipFill>
+                    <a:blip r:embed="rId39">
+                      <a:extLst>
+                        <a:ext uri="{28A0092B-C50C-407E-A947-70E740481C1C}">
+                          <a14:useLocalDpi xmlns:a14="http://schemas.microsoft.com/office/drawing/2010/main" val="0"/>
+                        </a:ext>
+                      </a:extLst>
+                    </a:blip>
+                    <a:srcRect/>
+                    <a:stretch>
+                      <a:fillRect/>
+                    </a:stretch>
+                  </pic:blipFill>
+                  <pic:spPr bwMode="auto">
+                    <a:xfrm>
+                      <a:off x="0" y="0"/>
+                      <a:ext cx="5943600" cy="624840"/>
+                    </a:xfrm>
+                    <a:prstGeom prst="rect">
+                      <a:avLst/>
+                    </a:prstGeom>
+                    <a:noFill/>
+                    <a:ln>
+                      <a:noFill/>
+                    </a:ln>
+                  </pic:spPr>
+                </pic:pic>
+              </a:graphicData>
+            </a:graphic>
+          </wp:inline>
+        </w:drawing>
+      </w:r>
+    </w:p>
+    <w:p>
+      <w:r>
+        <w:rPr>
+          <w:noProof/>
+        </w:rPr>
+        <w:drawing>
+          <wp:inline distT="0" distB="0" distL="0" distR="0" wp14:anchorId="402E668A" wp14:editId="5C02A0DD">
+            <wp:extent cx="5943600" cy="1356360"/>
+            <wp:effectExtent l="0" t="0" r="0" b="0"/>
+            <wp:docPr id="193221193" name="Picture 15"/>
+            <wp:cNvGraphicFramePr>
+              <a:graphicFrameLocks xmlns:a="http://schemas.openxmlformats.org/drawingml/2006/main" noChangeAspect="1"/>
+            </wp:cNvGraphicFramePr>
+            <a:graphic xmlns:a="http://schemas.openxmlformats.org/drawingml/2006/main">
+              <a:graphicData uri="http://schemas.openxmlformats.org/drawingml/2006/picture">
+                <pic:pic xmlns:pic="http://schemas.openxmlformats.org/drawingml/2006/picture">
+                  <pic:nvPicPr>
+                    <pic:cNvPr id="0" name="Picture 15"/>
+                    <pic:cNvPicPr>
+                      <a:picLocks noChangeAspect="1" noChangeArrowheads="1"/>
+                    </pic:cNvPicPr>
+                  </pic:nvPicPr>
+                  <pic:blipFill>
+                    <a:blip r:embed="rId40">
+                      <a:extLst>
+                        <a:ext uri="{28A0092B-C50C-407E-A947-70E740481C1C}">
+                          <a14:useLocalDpi xmlns:a14="http://schemas.microsoft.com/office/drawing/2010/main" val="0"/>
+                        </a:ext>
+                      </a:extLst>
+                    </a:blip>
+                    <a:srcRect/>
+                    <a:stretch>
+                      <a:fillRect/>
+                    </a:stretch>
+                  </pic:blipFill>
+                  <pic:spPr bwMode="auto">
+                    <a:xfrm>
+                      <a:off x="0" y="0"/>
+                      <a:ext cx="5943600" cy="1356360"/>
+                    </a:xfrm>
+                    <a:prstGeom prst="rect">
+                      <a:avLst/>
+                    </a:prstGeom>
+                    <a:noFill/>
+                    <a:ln>
+                      <a:noFill/>
+                    </a:ln>
+                  </pic:spPr>
+                </pic:pic>
+              </a:graphicData>
+            </a:graphic>
+          </wp:inline>
+        </w:drawing>
+      </w:r>
+    </w:p>
+    <w:p>
+      <w:r>
+        <w:rPr>
+          <w:noProof/>
+        </w:rPr>
+        <w:drawing>
+          <wp:inline distT="0" distB="0" distL="0" distR="0" wp14:anchorId="239AFB83" wp14:editId="3B2B82BB">
+            <wp:extent cx="5943600" cy="788035"/>
+            <wp:effectExtent l="0" t="0" r="0" b="0"/>
+            <wp:docPr id="926788814" name="Picture 13"/>
+            <wp:cNvGraphicFramePr>
+              <a:graphicFrameLocks xmlns:a="http://schemas.openxmlformats.org/drawingml/2006/main" noChangeAspect="1"/>
+            </wp:cNvGraphicFramePr>
+            <a:graphic xmlns:a="http://schemas.openxmlformats.org/drawingml/2006/main">
+              <a:graphicData uri="http://schemas.openxmlformats.org/drawingml/2006/picture">
+                <pic:pic xmlns:pic="http://schemas.openxmlformats.org/drawingml/2006/picture">
+                  <pic:nvPicPr>
+                    <pic:cNvPr id="0" name="Picture 13"/>
+                    <pic:cNvPicPr>
+                      <a:picLocks noChangeAspect="1" noChangeArrowheads="1"/>
+                    </pic:cNvPicPr>
+                  </pic:nvPicPr>
+                  <pic:blipFill>
+                    <a:blip r:embed="rId41">
+                      <a:extLst>
+                        <a:ext uri="{28A0092B-C50C-407E-A947-70E740481C1C}">
+                          <a14:useLocalDpi xmlns:a14="http://schemas.microsoft.com/office/drawing/2010/main" val="0"/>
+                        </a:ext>
+                      </a:extLst>
+                    </a:blip>
+                    <a:srcRect/>
+                    <a:stretch>
+                      <a:fillRect/>
+                    </a:stretch>
+                  </pic:blipFill>
+                  <pic:spPr bwMode="auto">
+                    <a:xfrm>
+                      <a:off x="0" y="0"/>
+                      <a:ext cx="5943600" cy="788035"/>
+                    </a:xfrm>
+                    <a:prstGeom prst="rect">
+                      <a:avLst/>
+                    </a:prstGeom>
+                    <a:noFill/>
+                    <a:ln>
+                      <a:noFill/>
+                    </a:ln>
+                  </pic:spPr>
+                </pic:pic>
+              </a:graphicData>
+            </a:graphic>
+          </wp:inline>
+        </w:drawing>
+      </w:r>
+    </w:p>
+    <w:p>
+      <w:r>
+        <w:rPr>
+          <w:noProof/>
+        </w:rPr>
+        <w:drawing>
+          <wp:inline distT="0" distB="0" distL="0" distR="0" wp14:anchorId="0705F4F0" wp14:editId="0916C947">
+            <wp:extent cx="5943600" cy="801370"/>
+            <wp:effectExtent l="0" t="0" r="0" b="0"/>
+            <wp:docPr id="2006845763" name="Picture 14"/>
+            <wp:cNvGraphicFramePr>
+              <a:graphicFrameLocks xmlns:a="http://schemas.openxmlformats.org/drawingml/2006/main" noChangeAspect="1"/>
+            </wp:cNvGraphicFramePr>
+            <a:graphic xmlns:a="http://schemas.openxmlformats.org/drawingml/2006/main">
+              <a:graphicData uri="http://schemas.openxmlformats.org/drawingml/2006/picture">
+                <pic:pic xmlns:pic="http://schemas.openxmlformats.org/drawingml/2006/picture">
+                  <pic:nvPicPr>
+                    <pic:cNvPr id="0" name="Picture 14"/>
+                    <pic:cNvPicPr>
+                      <a:picLocks noChangeAspect="1" noChangeArrowheads="1"/>
+                    </pic:cNvPicPr>
+                  </pic:nvPicPr>
+                  <pic:blipFill>
+                    <a:blip r:embed="rId42">
+                      <a:extLst>
+                        <a:ext uri="{28A0092B-C50C-407E-A947-70E740481C1C}">
+                          <a14:useLocalDpi xmlns:a14="http://schemas.microsoft.com/office/drawing/2010/main" val="0"/>
+                        </a:ext>
+                      </a:extLst>
+                    </a:blip>
+                    <a:srcRect/>
+                    <a:stretch>
+                      <a:fillRect/>
+                    </a:stretch>
+                  </pic:blipFill>
+                  <pic:spPr bwMode="auto">
+                    <a:xfrm>
+                      <a:off x="0" y="0"/>
+                      <a:ext cx="5943600" cy="801370"/>
+                    </a:xfrm>
+                    <a:prstGeom prst="rect">
+                      <a:avLst/>
+                    </a:prstGeom>
+                    <a:noFill/>
+                    <a:ln>
+                      <a:noFill/>
+                    </a:ln>
+                  </pic:spPr>
+                </pic:pic>
+              </a:graphicData>
+            </a:graphic>
+          </wp:inline>
+        </w:drawing>
       </w:r>
     </w:p>
     <w:p/>
@@ -1359,79 +2198,8 @@
             <w:rPr>
               <w:rFonts w:ascii="Cambria Math" w:hAnsi="Cambria Math"/>
             </w:rPr>
-            <m:t>P(</m:t>
-          </m:r>
-          <m:r>
-            <w:rPr>
-              <w:rFonts w:ascii="Cambria Math" w:hAnsi="Cambria Math"/>
-            </w:rPr>
-            <m:t>a</m:t>
-          </m:r>
-          <m:r>
-            <w:rPr>
-              <w:rFonts w:ascii="Cambria Math" w:hAnsi="Cambria Math"/>
-            </w:rPr>
-            <m:t>)</m:t>
-          </m:r>
-          <m:r>
-            <w:rPr>
-              <w:rFonts w:ascii="Cambria Math" w:hAnsi="Cambria Math"/>
-            </w:rPr>
-            <m:t>→</m:t>
-          </m:r>
-          <m:r>
-            <w:rPr>
-              <w:rFonts w:ascii="Cambria Math" w:hAnsi="Cambria Math"/>
-            </w:rPr>
-            <m:t>~</m:t>
-          </m:r>
-          <m:r>
-            <w:rPr>
-              <w:rFonts w:ascii="Cambria Math" w:hAnsi="Cambria Math"/>
-            </w:rPr>
-            <m:t>(</m:t>
-          </m:r>
-          <m:r>
-            <w:rPr>
-              <w:rFonts w:ascii="Cambria Math" w:hAnsi="Cambria Math"/>
-            </w:rPr>
-            <m:t>(</m:t>
-          </m:r>
-          <m:r>
-            <w:rPr>
-              <w:rFonts w:ascii="Cambria Math" w:hAnsi="Cambria Math"/>
-            </w:rPr>
-            <m:t>∃</m:t>
-          </m:r>
-          <m:r>
-            <w:rPr>
-              <w:rFonts w:ascii="Cambria Math" w:hAnsi="Cambria Math"/>
-            </w:rPr>
-            <m:t>x</m:t>
-          </m:r>
-          <m:r>
-            <w:rPr>
-              <w:rFonts w:ascii="Cambria Math" w:hAnsi="Cambria Math"/>
-            </w:rPr>
-            <m:t>)</m:t>
-          </m:r>
-          <m:r>
-            <w:rPr>
-              <w:rFonts w:ascii="Cambria Math" w:hAnsi="Cambria Math"/>
-            </w:rPr>
-            <m:t>P(</m:t>
-          </m:r>
-          <m:r>
-            <w:rPr>
-              <w:rFonts w:ascii="Cambria Math" w:hAnsi="Cambria Math"/>
-            </w:rPr>
-            <m:t>x)</m:t>
-          </m:r>
-          <m:r>
-            <w:rPr>
-              <w:rFonts w:ascii="Cambria Math" w:hAnsi="Cambria Math"/>
-            </w:rPr>
-            <m:t>)</m:t>
+            <w:lastRenderedPageBreak/>
+            <m:t>P(a)→~((∃x)P(x))</m:t>
           </m:r>
         </m:oMath>
       </m:oMathPara>

--- a/Chen Li. drafts.docx
+++ b/Chen Li. drafts.docx
@@ -2170,6 +2170,518 @@
                     <a:xfrm>
                       <a:off x="0" y="0"/>
                       <a:ext cx="5943600" cy="801370"/>
+                    </a:xfrm>
+                    <a:prstGeom prst="rect">
+                      <a:avLst/>
+                    </a:prstGeom>
+                    <a:noFill/>
+                    <a:ln>
+                      <a:noFill/>
+                    </a:ln>
+                  </pic:spPr>
+                </pic:pic>
+              </a:graphicData>
+            </a:graphic>
+          </wp:inline>
+        </w:drawing>
+      </w:r>
+    </w:p>
+    <w:p>
+      <w:r>
+        <w:rPr>
+          <w:noProof/>
+        </w:rPr>
+        <w:drawing>
+          <wp:inline distT="0" distB="0" distL="0" distR="0" wp14:anchorId="79AEB429" wp14:editId="6C80A786">
+            <wp:extent cx="2952750" cy="361950"/>
+            <wp:effectExtent l="0" t="0" r="0" b="0"/>
+            <wp:docPr id="1121967151" name="Picture 1"/>
+            <wp:cNvGraphicFramePr>
+              <a:graphicFrameLocks xmlns:a="http://schemas.openxmlformats.org/drawingml/2006/main" noChangeAspect="1"/>
+            </wp:cNvGraphicFramePr>
+            <a:graphic xmlns:a="http://schemas.openxmlformats.org/drawingml/2006/main">
+              <a:graphicData uri="http://schemas.openxmlformats.org/drawingml/2006/picture">
+                <pic:pic xmlns:pic="http://schemas.openxmlformats.org/drawingml/2006/picture">
+                  <pic:nvPicPr>
+                    <pic:cNvPr id="0" name="Picture 1"/>
+                    <pic:cNvPicPr>
+                      <a:picLocks noChangeAspect="1" noChangeArrowheads="1"/>
+                    </pic:cNvPicPr>
+                  </pic:nvPicPr>
+                  <pic:blipFill>
+                    <a:blip r:embed="rId43">
+                      <a:extLst>
+                        <a:ext uri="{28A0092B-C50C-407E-A947-70E740481C1C}">
+                          <a14:useLocalDpi xmlns:a14="http://schemas.microsoft.com/office/drawing/2010/main" val="0"/>
+                        </a:ext>
+                      </a:extLst>
+                    </a:blip>
+                    <a:srcRect/>
+                    <a:stretch>
+                      <a:fillRect/>
+                    </a:stretch>
+                  </pic:blipFill>
+                  <pic:spPr bwMode="auto">
+                    <a:xfrm>
+                      <a:off x="0" y="0"/>
+                      <a:ext cx="2952750" cy="361950"/>
+                    </a:xfrm>
+                    <a:prstGeom prst="rect">
+                      <a:avLst/>
+                    </a:prstGeom>
+                    <a:noFill/>
+                    <a:ln>
+                      <a:noFill/>
+                    </a:ln>
+                  </pic:spPr>
+                </pic:pic>
+              </a:graphicData>
+            </a:graphic>
+          </wp:inline>
+        </w:drawing>
+      </w:r>
+      <w:r>
+        <w:t xml:space="preserve">ej 83. </w:t>
+      </w:r>
+      <w:r>
+        <w:t>Orinak ej 84</w:t>
+      </w:r>
+    </w:p>
+    <w:p>
+      <w:r>
+        <w:rPr>
+          <w:noProof/>
+        </w:rPr>
+        <w:lastRenderedPageBreak/>
+        <w:drawing>
+          <wp:inline distT="0" distB="0" distL="0" distR="0" wp14:anchorId="41197638" wp14:editId="6CEF7EE4">
+            <wp:extent cx="5943600" cy="1697990"/>
+            <wp:effectExtent l="0" t="0" r="0" b="0"/>
+            <wp:docPr id="1491004337" name="Picture 2"/>
+            <wp:cNvGraphicFramePr>
+              <a:graphicFrameLocks xmlns:a="http://schemas.openxmlformats.org/drawingml/2006/main" noChangeAspect="1"/>
+            </wp:cNvGraphicFramePr>
+            <a:graphic xmlns:a="http://schemas.openxmlformats.org/drawingml/2006/main">
+              <a:graphicData uri="http://schemas.openxmlformats.org/drawingml/2006/picture">
+                <pic:pic xmlns:pic="http://schemas.openxmlformats.org/drawingml/2006/picture">
+                  <pic:nvPicPr>
+                    <pic:cNvPr id="0" name="Picture 2"/>
+                    <pic:cNvPicPr>
+                      <a:picLocks noChangeAspect="1" noChangeArrowheads="1"/>
+                    </pic:cNvPicPr>
+                  </pic:nvPicPr>
+                  <pic:blipFill>
+                    <a:blip r:embed="rId44">
+                      <a:extLst>
+                        <a:ext uri="{28A0092B-C50C-407E-A947-70E740481C1C}">
+                          <a14:useLocalDpi xmlns:a14="http://schemas.microsoft.com/office/drawing/2010/main" val="0"/>
+                        </a:ext>
+                      </a:extLst>
+                    </a:blip>
+                    <a:srcRect/>
+                    <a:stretch>
+                      <a:fillRect/>
+                    </a:stretch>
+                  </pic:blipFill>
+                  <pic:spPr bwMode="auto">
+                    <a:xfrm>
+                      <a:off x="0" y="0"/>
+                      <a:ext cx="5943600" cy="1697990"/>
+                    </a:xfrm>
+                    <a:prstGeom prst="rect">
+                      <a:avLst/>
+                    </a:prstGeom>
+                    <a:noFill/>
+                    <a:ln>
+                      <a:noFill/>
+                    </a:ln>
+                  </pic:spPr>
+                </pic:pic>
+              </a:graphicData>
+            </a:graphic>
+          </wp:inline>
+        </w:drawing>
+      </w:r>
+    </w:p>
+    <w:p>
+      <w:r>
+        <w:rPr>
+          <w:noProof/>
+        </w:rPr>
+        <w:drawing>
+          <wp:inline distT="0" distB="0" distL="0" distR="0" wp14:anchorId="6556DFD8" wp14:editId="751BEF4C">
+            <wp:extent cx="5943600" cy="1367155"/>
+            <wp:effectExtent l="0" t="0" r="0" b="4445"/>
+            <wp:docPr id="468398501" name="Picture 3"/>
+            <wp:cNvGraphicFramePr>
+              <a:graphicFrameLocks xmlns:a="http://schemas.openxmlformats.org/drawingml/2006/main" noChangeAspect="1"/>
+            </wp:cNvGraphicFramePr>
+            <a:graphic xmlns:a="http://schemas.openxmlformats.org/drawingml/2006/main">
+              <a:graphicData uri="http://schemas.openxmlformats.org/drawingml/2006/picture">
+                <pic:pic xmlns:pic="http://schemas.openxmlformats.org/drawingml/2006/picture">
+                  <pic:nvPicPr>
+                    <pic:cNvPr id="0" name="Picture 3"/>
+                    <pic:cNvPicPr>
+                      <a:picLocks noChangeAspect="1" noChangeArrowheads="1"/>
+                    </pic:cNvPicPr>
+                  </pic:nvPicPr>
+                  <pic:blipFill>
+                    <a:blip r:embed="rId45">
+                      <a:extLst>
+                        <a:ext uri="{28A0092B-C50C-407E-A947-70E740481C1C}">
+                          <a14:useLocalDpi xmlns:a14="http://schemas.microsoft.com/office/drawing/2010/main" val="0"/>
+                        </a:ext>
+                      </a:extLst>
+                    </a:blip>
+                    <a:srcRect/>
+                    <a:stretch>
+                      <a:fillRect/>
+                    </a:stretch>
+                  </pic:blipFill>
+                  <pic:spPr bwMode="auto">
+                    <a:xfrm>
+                      <a:off x="0" y="0"/>
+                      <a:ext cx="5943600" cy="1367155"/>
+                    </a:xfrm>
+                    <a:prstGeom prst="rect">
+                      <a:avLst/>
+                    </a:prstGeom>
+                    <a:noFill/>
+                    <a:ln>
+                      <a:noFill/>
+                    </a:ln>
+                  </pic:spPr>
+                </pic:pic>
+              </a:graphicData>
+            </a:graphic>
+          </wp:inline>
+        </w:drawing>
+      </w:r>
+      <w:r>
+        <w:t>orinak ej 86</w:t>
+      </w:r>
+      <w:r>
+        <w:t>. Ej 88-I orinak</w:t>
+      </w:r>
+      <w:r>
+        <w:t>um</w:t>
+      </w:r>
+      <w:r>
+        <w:t xml:space="preserve"> menq herqum(jxtum) enq teoremy u cucy talis vor ayd herqvacy anluceli e(hasnelov datark dizunkti)</w:t>
+      </w:r>
+      <w:r>
+        <w:t>.</w:t>
+      </w:r>
+      <w:r>
+        <w:t xml:space="preserve"> Na</w:t>
+      </w:r>
+      <w:r>
+        <w:t>e</w:t>
+      </w:r>
+      <w:r>
+        <w:t>y ej 92-ic.</w:t>
+      </w:r>
+      <w:r>
+        <w:t>(orinakner)</w:t>
+      </w:r>
+    </w:p>
+    <w:p>
+      <w:r>
+        <w:t>Ej 88-</w:t>
+      </w:r>
+      <w:r>
+        <w:t>ic sksuma</w:t>
+      </w:r>
+      <w:r>
+        <w:t xml:space="preserve"> resolutiayi lrivutyan apacuyc</w:t>
+      </w:r>
+      <w:r>
+        <w:t>y</w:t>
+      </w:r>
+      <w:r>
+        <w:t>.</w:t>
+      </w:r>
+    </w:p>
+    <w:p>
+      <w:r>
+        <w:rPr>
+          <w:noProof/>
+        </w:rPr>
+        <w:drawing>
+          <wp:inline distT="0" distB="0" distL="0" distR="0" wp14:anchorId="2BB4793F" wp14:editId="0458E7C7">
+            <wp:extent cx="5943600" cy="622300"/>
+            <wp:effectExtent l="0" t="0" r="0" b="6350"/>
+            <wp:docPr id="1210408865" name="Picture 4"/>
+            <wp:cNvGraphicFramePr>
+              <a:graphicFrameLocks xmlns:a="http://schemas.openxmlformats.org/drawingml/2006/main" noChangeAspect="1"/>
+            </wp:cNvGraphicFramePr>
+            <a:graphic xmlns:a="http://schemas.openxmlformats.org/drawingml/2006/main">
+              <a:graphicData uri="http://schemas.openxmlformats.org/drawingml/2006/picture">
+                <pic:pic xmlns:pic="http://schemas.openxmlformats.org/drawingml/2006/picture">
+                  <pic:nvPicPr>
+                    <pic:cNvPr id="0" name="Picture 4"/>
+                    <pic:cNvPicPr>
+                      <a:picLocks noChangeAspect="1" noChangeArrowheads="1"/>
+                    </pic:cNvPicPr>
+                  </pic:nvPicPr>
+                  <pic:blipFill>
+                    <a:blip r:embed="rId46">
+                      <a:extLst>
+                        <a:ext uri="{28A0092B-C50C-407E-A947-70E740481C1C}">
+                          <a14:useLocalDpi xmlns:a14="http://schemas.microsoft.com/office/drawing/2010/main" val="0"/>
+                        </a:ext>
+                      </a:extLst>
+                    </a:blip>
+                    <a:srcRect/>
+                    <a:stretch>
+                      <a:fillRect/>
+                    </a:stretch>
+                  </pic:blipFill>
+                  <pic:spPr bwMode="auto">
+                    <a:xfrm>
+                      <a:off x="0" y="0"/>
+                      <a:ext cx="5943600" cy="622300"/>
+                    </a:xfrm>
+                    <a:prstGeom prst="rect">
+                      <a:avLst/>
+                    </a:prstGeom>
+                    <a:noFill/>
+                    <a:ln>
+                      <a:noFill/>
+                    </a:ln>
+                  </pic:spPr>
+                </pic:pic>
+              </a:graphicData>
+            </a:graphic>
+          </wp:inline>
+        </w:drawing>
+      </w:r>
+    </w:p>
+    <w:p>
+      <w:r>
+        <w:rPr>
+          <w:noProof/>
+        </w:rPr>
+        <w:drawing>
+          <wp:inline distT="0" distB="0" distL="0" distR="0" wp14:anchorId="64DB88CB" wp14:editId="07217A51">
+            <wp:extent cx="3619500" cy="400050"/>
+            <wp:effectExtent l="0" t="0" r="0" b="0"/>
+            <wp:docPr id="369848278" name="Picture 5"/>
+            <wp:cNvGraphicFramePr>
+              <a:graphicFrameLocks xmlns:a="http://schemas.openxmlformats.org/drawingml/2006/main" noChangeAspect="1"/>
+            </wp:cNvGraphicFramePr>
+            <a:graphic xmlns:a="http://schemas.openxmlformats.org/drawingml/2006/main">
+              <a:graphicData uri="http://schemas.openxmlformats.org/drawingml/2006/picture">
+                <pic:pic xmlns:pic="http://schemas.openxmlformats.org/drawingml/2006/picture">
+                  <pic:nvPicPr>
+                    <pic:cNvPr id="0" name="Picture 5"/>
+                    <pic:cNvPicPr>
+                      <a:picLocks noChangeAspect="1" noChangeArrowheads="1"/>
+                    </pic:cNvPicPr>
+                  </pic:nvPicPr>
+                  <pic:blipFill>
+                    <a:blip r:embed="rId47">
+                      <a:extLst>
+                        <a:ext uri="{28A0092B-C50C-407E-A947-70E740481C1C}">
+                          <a14:useLocalDpi xmlns:a14="http://schemas.microsoft.com/office/drawing/2010/main" val="0"/>
+                        </a:ext>
+                      </a:extLst>
+                    </a:blip>
+                    <a:srcRect/>
+                    <a:stretch>
+                      <a:fillRect/>
+                    </a:stretch>
+                  </pic:blipFill>
+                  <pic:spPr bwMode="auto">
+                    <a:xfrm>
+                      <a:off x="0" y="0"/>
+                      <a:ext cx="3619500" cy="400050"/>
+                    </a:xfrm>
+                    <a:prstGeom prst="rect">
+                      <a:avLst/>
+                    </a:prstGeom>
+                    <a:noFill/>
+                    <a:ln>
+                      <a:noFill/>
+                    </a:ln>
+                  </pic:spPr>
+                </pic:pic>
+              </a:graphicData>
+            </a:graphic>
+          </wp:inline>
+        </w:drawing>
+      </w:r>
+      <w:r>
+        <w:t xml:space="preserve">ej97. </w:t>
+      </w:r>
+      <w:r>
+        <w:t>vorovhetev ete tanq cragrin u inqy hertov bolori hamar resolutia ani liqy ankap dizunkntner en I hayt galis voronq petq chen.</w:t>
+      </w:r>
+    </w:p>
+    <w:p>
+      <w:r>
+        <w:rPr>
+          <w:noProof/>
+        </w:rPr>
+        <w:drawing>
+          <wp:inline distT="0" distB="0" distL="0" distR="0" wp14:anchorId="17449F0E" wp14:editId="6D449946">
+            <wp:extent cx="5943600" cy="1574165"/>
+            <wp:effectExtent l="0" t="0" r="0" b="6985"/>
+            <wp:docPr id="1108244503" name="Picture 6"/>
+            <wp:cNvGraphicFramePr>
+              <a:graphicFrameLocks xmlns:a="http://schemas.openxmlformats.org/drawingml/2006/main" noChangeAspect="1"/>
+            </wp:cNvGraphicFramePr>
+            <a:graphic xmlns:a="http://schemas.openxmlformats.org/drawingml/2006/main">
+              <a:graphicData uri="http://schemas.openxmlformats.org/drawingml/2006/picture">
+                <pic:pic xmlns:pic="http://schemas.openxmlformats.org/drawingml/2006/picture">
+                  <pic:nvPicPr>
+                    <pic:cNvPr id="0" name="Picture 6"/>
+                    <pic:cNvPicPr>
+                      <a:picLocks noChangeAspect="1" noChangeArrowheads="1"/>
+                    </pic:cNvPicPr>
+                  </pic:nvPicPr>
+                  <pic:blipFill>
+                    <a:blip r:embed="rId48">
+                      <a:extLst>
+                        <a:ext uri="{28A0092B-C50C-407E-A947-70E740481C1C}">
+                          <a14:useLocalDpi xmlns:a14="http://schemas.microsoft.com/office/drawing/2010/main" val="0"/>
+                        </a:ext>
+                      </a:extLst>
+                    </a:blip>
+                    <a:srcRect/>
+                    <a:stretch>
+                      <a:fillRect/>
+                    </a:stretch>
+                  </pic:blipFill>
+                  <pic:spPr bwMode="auto">
+                    <a:xfrm>
+                      <a:off x="0" y="0"/>
+                      <a:ext cx="5943600" cy="1574165"/>
+                    </a:xfrm>
+                    <a:prstGeom prst="rect">
+                      <a:avLst/>
+                    </a:prstGeom>
+                    <a:noFill/>
+                    <a:ln>
+                      <a:noFill/>
+                    </a:ln>
+                  </pic:spPr>
+                </pic:pic>
+              </a:graphicData>
+            </a:graphic>
+          </wp:inline>
+        </w:drawing>
+      </w:r>
+    </w:p>
+    <w:p>
+      <w:r>
+        <w:rPr>
+          <w:noProof/>
+        </w:rPr>
+        <w:lastRenderedPageBreak/>
+        <w:drawing>
+          <wp:inline distT="0" distB="0" distL="0" distR="0" wp14:anchorId="76495682" wp14:editId="2FD627E6">
+            <wp:extent cx="5943600" cy="1356360"/>
+            <wp:effectExtent l="0" t="0" r="0" b="0"/>
+            <wp:docPr id="330228781" name="Picture 7"/>
+            <wp:cNvGraphicFramePr>
+              <a:graphicFrameLocks xmlns:a="http://schemas.openxmlformats.org/drawingml/2006/main" noChangeAspect="1"/>
+            </wp:cNvGraphicFramePr>
+            <a:graphic xmlns:a="http://schemas.openxmlformats.org/drawingml/2006/main">
+              <a:graphicData uri="http://schemas.openxmlformats.org/drawingml/2006/picture">
+                <pic:pic xmlns:pic="http://schemas.openxmlformats.org/drawingml/2006/picture">
+                  <pic:nvPicPr>
+                    <pic:cNvPr id="0" name="Picture 7"/>
+                    <pic:cNvPicPr>
+                      <a:picLocks noChangeAspect="1" noChangeArrowheads="1"/>
+                    </pic:cNvPicPr>
+                  </pic:nvPicPr>
+                  <pic:blipFill>
+                    <a:blip r:embed="rId49">
+                      <a:extLst>
+                        <a:ext uri="{28A0092B-C50C-407E-A947-70E740481C1C}">
+                          <a14:useLocalDpi xmlns:a14="http://schemas.microsoft.com/office/drawing/2010/main" val="0"/>
+                        </a:ext>
+                      </a:extLst>
+                    </a:blip>
+                    <a:srcRect/>
+                    <a:stretch>
+                      <a:fillRect/>
+                    </a:stretch>
+                  </pic:blipFill>
+                  <pic:spPr bwMode="auto">
+                    <a:xfrm>
+                      <a:off x="0" y="0"/>
+                      <a:ext cx="5943600" cy="1356360"/>
+                    </a:xfrm>
+                    <a:prstGeom prst="rect">
+                      <a:avLst/>
+                    </a:prstGeom>
+                    <a:noFill/>
+                    <a:ln>
+                      <a:noFill/>
+                    </a:ln>
+                  </pic:spPr>
+                </pic:pic>
+              </a:graphicData>
+            </a:graphic>
+          </wp:inline>
+        </w:drawing>
+      </w:r>
+    </w:p>
+    <w:p>
+      <w:r>
+        <w:t>Orinaknery lav chhaskaca.</w:t>
+      </w:r>
+      <w:r>
+        <w:t xml:space="preserve">    </w:t>
+      </w:r>
+      <w:r>
+        <w:t>Resoluciayi 3 stategianery.</w:t>
+      </w:r>
+      <w:r>
+        <w:t>`</w:t>
+      </w:r>
+    </w:p>
+    <w:p>
+      <w:r>
+        <w:rPr>
+          <w:noProof/>
+        </w:rPr>
+        <w:drawing>
+          <wp:inline distT="0" distB="0" distL="0" distR="0" wp14:anchorId="10315F1A" wp14:editId="7A7F1341">
+            <wp:extent cx="5943600" cy="788035"/>
+            <wp:effectExtent l="0" t="0" r="0" b="0"/>
+            <wp:docPr id="1486326018" name="Picture 9"/>
+            <wp:cNvGraphicFramePr>
+              <a:graphicFrameLocks xmlns:a="http://schemas.openxmlformats.org/drawingml/2006/main" noChangeAspect="1"/>
+            </wp:cNvGraphicFramePr>
+            <a:graphic xmlns:a="http://schemas.openxmlformats.org/drawingml/2006/main">
+              <a:graphicData uri="http://schemas.openxmlformats.org/drawingml/2006/picture">
+                <pic:pic xmlns:pic="http://schemas.openxmlformats.org/drawingml/2006/picture">
+                  <pic:nvPicPr>
+                    <pic:cNvPr id="0" name="Picture 9"/>
+                    <pic:cNvPicPr>
+                      <a:picLocks noChangeAspect="1" noChangeArrowheads="1"/>
+                    </pic:cNvPicPr>
+                  </pic:nvPicPr>
+                  <pic:blipFill>
+                    <a:blip r:embed="rId50">
+                      <a:extLst>
+                        <a:ext uri="{28A0092B-C50C-407E-A947-70E740481C1C}">
+                          <a14:useLocalDpi xmlns:a14="http://schemas.microsoft.com/office/drawing/2010/main" val="0"/>
+                        </a:ext>
+                      </a:extLst>
+                    </a:blip>
+                    <a:srcRect/>
+                    <a:stretch>
+                      <a:fillRect/>
+                    </a:stretch>
+                  </pic:blipFill>
+                  <pic:spPr bwMode="auto">
+                    <a:xfrm>
+                      <a:off x="0" y="0"/>
+                      <a:ext cx="5943600" cy="788035"/>
                     </a:xfrm>
                     <a:prstGeom prst="rect">
                       <a:avLst/>
@@ -2198,7 +2710,6 @@
             <w:rPr>
               <w:rFonts w:ascii="Cambria Math" w:hAnsi="Cambria Math"/>
             </w:rPr>
-            <w:lastRenderedPageBreak/>
             <m:t>P(a)→~((∃x)P(x))</m:t>
           </m:r>
         </m:oMath>

--- a/Chen Li. drafts.docx
+++ b/Chen Li. drafts.docx
@@ -2634,13 +2634,7 @@
         <w:t>Orinaknery lav chhaskaca.</w:t>
       </w:r>
       <w:r>
-        <w:t xml:space="preserve">    </w:t>
-      </w:r>
-      <w:r>
-        <w:t>Resoluciayi 3 stategianery.</w:t>
-      </w:r>
-      <w:r>
-        <w:t>`</w:t>
+        <w:t xml:space="preserve">    Resoluciayi 3 stategianery.`</w:t>
       </w:r>
     </w:p>
     <w:p>
@@ -2701,6 +2695,11 @@
     <w:p/>
     <w:p/>
     <w:p>
+      <w:pPr>
+        <w:rPr>
+          <w:rFonts w:eastAsiaTheme="minorEastAsia"/>
+        </w:rPr>
+      </w:pPr>
       <m:oMathPara>
         <m:oMathParaPr>
           <m:jc m:val="left"/>
@@ -2715,6 +2714,203 @@
         </m:oMath>
       </m:oMathPara>
     </w:p>
+    <w:p>
+      <w:pPr>
+        <w:rPr>
+          <w:rFonts w:eastAsiaTheme="minorEastAsia"/>
+        </w:rPr>
+      </w:pPr>
+      <m:oMath>
+        <m:r>
+          <w:rPr>
+            <w:rFonts w:ascii="Cambria Math" w:hAnsi="Cambria Math"/>
+          </w:rPr>
+          <m:t>P</m:t>
+        </m:r>
+        <m:d>
+          <m:dPr>
+            <m:ctrlPr>
+              <w:rPr>
+                <w:rFonts w:ascii="Cambria Math" w:hAnsi="Cambria Math"/>
+                <w:i/>
+              </w:rPr>
+            </m:ctrlPr>
+          </m:dPr>
+          <m:e>
+            <m:r>
+              <w:rPr>
+                <w:rFonts w:ascii="Cambria Math" w:hAnsi="Cambria Math"/>
+              </w:rPr>
+              <m:t>x</m:t>
+            </m:r>
+          </m:e>
+        </m:d>
+        <m:r>
+          <w:rPr>
+            <w:rFonts w:ascii="Cambria Math" w:hAnsi="Cambria Math"/>
+          </w:rPr>
+          <m:t>⋁R</m:t>
+        </m:r>
+        <m:d>
+          <m:dPr>
+            <m:ctrlPr>
+              <w:rPr>
+                <w:rFonts w:ascii="Cambria Math" w:hAnsi="Cambria Math"/>
+                <w:i/>
+              </w:rPr>
+            </m:ctrlPr>
+          </m:dPr>
+          <m:e>
+            <m:r>
+              <w:rPr>
+                <w:rFonts w:ascii="Cambria Math" w:hAnsi="Cambria Math"/>
+              </w:rPr>
+              <m:t>y</m:t>
+            </m:r>
+          </m:e>
+        </m:d>
+        <m:r>
+          <w:rPr>
+            <w:rFonts w:ascii="Cambria Math" w:hAnsi="Cambria Math"/>
+          </w:rPr>
+          <m:t>,  ¬</m:t>
+        </m:r>
+        <m:r>
+          <w:rPr>
+            <w:rFonts w:ascii="Cambria Math" w:hAnsi="Cambria Math"/>
+          </w:rPr>
+          <m:t>R</m:t>
+        </m:r>
+        <m:d>
+          <m:dPr>
+            <m:ctrlPr>
+              <w:rPr>
+                <w:rFonts w:ascii="Cambria Math" w:hAnsi="Cambria Math"/>
+                <w:i/>
+              </w:rPr>
+            </m:ctrlPr>
+          </m:dPr>
+          <m:e>
+            <m:r>
+              <w:rPr>
+                <w:rFonts w:ascii="Cambria Math" w:hAnsi="Cambria Math"/>
+              </w:rPr>
+              <m:t>a</m:t>
+            </m:r>
+          </m:e>
+        </m:d>
+        <m:r>
+          <w:rPr>
+            <w:rFonts w:ascii="Cambria Math" w:hAnsi="Cambria Math"/>
+          </w:rPr>
+          <m:t>⋁</m:t>
+        </m:r>
+        <m:r>
+          <w:rPr>
+            <w:rFonts w:ascii="Cambria Math" w:hAnsi="Cambria Math"/>
+          </w:rPr>
+          <m:t>Q</m:t>
+        </m:r>
+        <m:d>
+          <m:dPr>
+            <m:ctrlPr>
+              <w:rPr>
+                <w:rFonts w:ascii="Cambria Math" w:hAnsi="Cambria Math"/>
+                <w:i/>
+              </w:rPr>
+            </m:ctrlPr>
+          </m:dPr>
+          <m:e>
+            <m:r>
+              <w:rPr>
+                <w:rFonts w:ascii="Cambria Math" w:hAnsi="Cambria Math"/>
+              </w:rPr>
+              <m:t>z</m:t>
+            </m:r>
+          </m:e>
+        </m:d>
+        <m:r>
+          <w:rPr>
+            <w:rFonts w:ascii="Cambria Math" w:hAnsi="Cambria Math"/>
+          </w:rPr>
+          <m:t xml:space="preserve"> </m:t>
+        </m:r>
+        <m:r>
+          <w:rPr>
+            <w:rFonts w:ascii="Cambria Math" w:hAnsi="Cambria Math"/>
+          </w:rPr>
+          <m:t>P</m:t>
+        </m:r>
+        <m:d>
+          <m:dPr>
+            <m:ctrlPr>
+              <w:rPr>
+                <w:rFonts w:ascii="Cambria Math" w:hAnsi="Cambria Math"/>
+                <w:i/>
+              </w:rPr>
+            </m:ctrlPr>
+          </m:dPr>
+          <m:e>
+            <m:r>
+              <w:rPr>
+                <w:rFonts w:ascii="Cambria Math" w:hAnsi="Cambria Math"/>
+              </w:rPr>
+              <m:t>x</m:t>
+            </m:r>
+          </m:e>
+        </m:d>
+        <m:r>
+          <w:rPr>
+            <w:rFonts w:ascii="Cambria Math" w:hAnsi="Cambria Math"/>
+          </w:rPr>
+          <m:t>⋁Q</m:t>
+        </m:r>
+        <m:d>
+          <m:dPr>
+            <m:ctrlPr>
+              <w:rPr>
+                <w:rFonts w:ascii="Cambria Math" w:hAnsi="Cambria Math"/>
+                <w:i/>
+              </w:rPr>
+            </m:ctrlPr>
+          </m:dPr>
+          <m:e>
+            <m:r>
+              <w:rPr>
+                <w:rFonts w:ascii="Cambria Math" w:hAnsi="Cambria Math"/>
+              </w:rPr>
+              <m:t>z</m:t>
+            </m:r>
+          </m:e>
+        </m:d>
+        <m:r>
+          <w:rPr>
+            <w:rFonts w:ascii="Cambria Math" w:hAnsi="Cambria Math"/>
+          </w:rPr>
+          <m:t xml:space="preserve"> σ{y/a}</m:t>
+        </m:r>
+        <m:r>
+          <w:rPr>
+            <w:rFonts w:ascii="Cambria Math" w:hAnsi="Cambria Math"/>
+          </w:rPr>
+          <m:t xml:space="preserve"> </m:t>
+        </m:r>
+      </m:oMath>
+      <w:r>
+        <w:rPr>
+          <w:rFonts w:eastAsiaTheme="minorEastAsia"/>
+        </w:rPr>
+        <w:t xml:space="preserve"> </w:t>
+      </w:r>
+    </w:p>
+    <w:p>
+      <w:pPr>
+        <w:rPr>
+          <w:rFonts w:eastAsiaTheme="minorEastAsia"/>
+        </w:rPr>
+      </w:pPr>
+    </w:p>
+    <w:p/>
     <w:sectPr>
       <w:pgSz w:w="12240" w:h="15840"/>
       <w:pgMar w:top="1440" w:right="1440" w:bottom="1440" w:left="1440" w:header="720" w:footer="720" w:gutter="0"/>
